--- a/Java/LLD/Builder Design Pattern.docx
+++ b/Java/LLD/Builder Design Pattern.docx
@@ -1,6 +1,6 @@
 
 <file path=word/document.xml><?xml version="1.0" encoding="utf-8"?>
-<w:document xmlns:wpc="http://schemas.microsoft.com/office/word/2010/wordprocessingCanvas" xmlns:cx="http://schemas.microsoft.com/office/drawing/2014/chartex" xmlns:cx1="http://schemas.microsoft.com/office/drawing/2015/9/8/chartex" xmlns:cx2="http://schemas.microsoft.com/office/drawing/2015/10/21/chartex" xmlns:cx3="http://schemas.microsoft.com/office/drawing/2016/5/9/chartex" xmlns:cx4="http://schemas.microsoft.com/office/drawing/2016/5/10/chartex" xmlns:cx5="http://schemas.microsoft.com/office/drawing/2016/5/11/chartex" xmlns:cx6="http://schemas.microsoft.com/office/drawing/2016/5/12/chartex" xmlns:cx7="http://schemas.microsoft.com/office/drawing/2016/5/13/chartex" xmlns:cx8="http://schemas.microsoft.com/office/drawing/2016/5/14/chartex" xmlns:mc="http://schemas.openxmlformats.org/markup-compatibility/2006" xmlns:aink="http://schemas.microsoft.com/office/drawing/2016/ink" xmlns:am3d="http://schemas.microsoft.com/office/drawing/2017/model3d" xmlns:o="urn:schemas-microsoft-com:office:office" xmlns:oel="http://schemas.microsoft.com/office/2019/extlst" xmlns:r="http://schemas.openxmlformats.org/officeDocument/2006/relationships" xmlns:m="http://schemas.openxmlformats.org/officeDocument/2006/math" xmlns:v="urn:schemas-microsoft-com:vml" xmlns:wp14="http://schemas.microsoft.com/office/word/2010/wordprocessingDrawing" xmlns:wp="http://schemas.openxmlformats.org/drawingml/2006/wordprocessingDrawing" xmlns:w10="urn:schemas-microsoft-com:office:word" xmlns:w="http://schemas.openxmlformats.org/wordprocessingml/2006/main" xmlns:w14="http://schemas.microsoft.com/office/word/2010/wordml" xmlns:w15="http://schemas.microsoft.com/office/word/2012/wordml" xmlns:w16cex="http://schemas.microsoft.com/office/word/2018/wordml/cex" xmlns:w16cid="http://schemas.microsoft.com/office/word/2016/wordml/cid" xmlns:w16="http://schemas.microsoft.com/office/word/2018/wordml" xmlns:w16sdtdh="http://schemas.microsoft.com/office/word/2020/wordml/sdtdatahash" xmlns:w16se="http://schemas.microsoft.com/office/word/2015/wordml/symex" xmlns:wpg="http://schemas.microsoft.com/office/word/2010/wordprocessingGroup" xmlns:wpi="http://schemas.microsoft.com/office/word/2010/wordprocessingInk" xmlns:wne="http://schemas.microsoft.com/office/word/2006/wordml" xmlns:wps="http://schemas.microsoft.com/office/word/2010/wordprocessingShape" mc:Ignorable="w14 w15 w16se w16cid w16 w16cex w16sdtdh wp14">
+<w:document xmlns:wpc="http://schemas.microsoft.com/office/word/2010/wordprocessingCanvas" xmlns:cx="http://schemas.microsoft.com/office/drawing/2014/chartex" xmlns:cx1="http://schemas.microsoft.com/office/drawing/2015/9/8/chartex" xmlns:cx2="http://schemas.microsoft.com/office/drawing/2015/10/21/chartex" xmlns:cx3="http://schemas.microsoft.com/office/drawing/2016/5/9/chartex" xmlns:cx4="http://schemas.microsoft.com/office/drawing/2016/5/10/chartex" xmlns:cx5="http://schemas.microsoft.com/office/drawing/2016/5/11/chartex" xmlns:cx6="http://schemas.microsoft.com/office/drawing/2016/5/12/chartex" xmlns:cx7="http://schemas.microsoft.com/office/drawing/2016/5/13/chartex" xmlns:cx8="http://schemas.microsoft.com/office/drawing/2016/5/14/chartex" xmlns:mc="http://schemas.openxmlformats.org/markup-compatibility/2006" xmlns:aink="http://schemas.microsoft.com/office/drawing/2016/ink" xmlns:am3d="http://schemas.microsoft.com/office/drawing/2017/model3d" xmlns:o="urn:schemas-microsoft-com:office:office" xmlns:oel="http://schemas.microsoft.com/office/2019/extlst" xmlns:r="http://schemas.openxmlformats.org/officeDocument/2006/relationships" xmlns:m="http://schemas.openxmlformats.org/officeDocument/2006/math" xmlns:v="urn:schemas-microsoft-com:vml" xmlns:wp14="http://schemas.microsoft.com/office/word/2010/wordprocessingDrawing" xmlns:wp="http://schemas.openxmlformats.org/drawingml/2006/wordprocessingDrawing" xmlns:w10="urn:schemas-microsoft-com:office:word" xmlns:w="http://schemas.openxmlformats.org/wordprocessingml/2006/main" xmlns:w14="http://schemas.microsoft.com/office/word/2010/wordml" xmlns:w15="http://schemas.microsoft.com/office/word/2012/wordml" xmlns:w16cex="http://schemas.microsoft.com/office/word/2018/wordml/cex" xmlns:w16cid="http://schemas.microsoft.com/office/word/2016/wordml/cid" xmlns:w16="http://schemas.microsoft.com/office/word/2018/wordml" xmlns:w16du="http://schemas.microsoft.com/office/word/2023/wordml/word16du" xmlns:w16sdtdh="http://schemas.microsoft.com/office/word/2020/wordml/sdtdatahash" xmlns:w16sdtfl="http://schemas.microsoft.com/office/word/2024/wordml/sdtformatlock" xmlns:w16se="http://schemas.microsoft.com/office/word/2015/wordml/symex" xmlns:wpg="http://schemas.microsoft.com/office/word/2010/wordprocessingGroup" xmlns:wpi="http://schemas.microsoft.com/office/word/2010/wordprocessingInk" xmlns:wne="http://schemas.microsoft.com/office/word/2006/wordml" xmlns:wps="http://schemas.microsoft.com/office/word/2010/wordprocessingShape" mc:Ignorable="w14 w15 w16se w16cid w16 w16cex w16sdtdh w16sdtfl w16du wp14">
   <w:body>
     <w:p>
       <w:r>
@@ -19,7 +19,15 @@
     <w:p/>
     <w:p>
       <w:r>
-        <w:t>Too Many arguments to pass from client program to the Factory class that can be error prone because most of the time, the type of arguments are same and from client side its hard to maintain the order of the argument.</w:t>
+        <w:t xml:space="preserve">Too Many arguments to pass from client program to the Factory class that can be error prone because most of the time, the type of arguments are same and from client side </w:t>
+      </w:r>
+      <w:proofErr w:type="spellStart"/>
+      <w:r>
+        <w:t>its</w:t>
+      </w:r>
+      <w:proofErr w:type="spellEnd"/>
+      <w:r>
+        <w:t xml:space="preserve"> hard to maintain the order of the argument.</w:t>
       </w:r>
     </w:p>
     <w:p/>
@@ -53,8 +61,13 @@
       </w:r>
     </w:p>
     <w:p>
-      <w:r>
-        <w:t>Untill the object is built completely using build() method , it will be in the intermediatory state of type Builder</w:t>
+      <w:proofErr w:type="spellStart"/>
+      <w:r>
+        <w:t>Untill</w:t>
+      </w:r>
+      <w:proofErr w:type="spellEnd"/>
+      <w:r>
+        <w:t xml:space="preserve"> the object is built completely using build() method , it will be in the intermediatory state of type Builder</w:t>
       </w:r>
       <w:r>
         <w:t xml:space="preserve"> , only on calling the build() method , it will return the final Object.</w:t>
@@ -64,9 +77,11 @@
       <w:r>
         <w:t xml:space="preserve">Example : </w:t>
       </w:r>
+      <w:proofErr w:type="spellStart"/>
       <w:r>
         <w:t>java.lang.StringBuilder</w:t>
       </w:r>
+      <w:proofErr w:type="spellEnd"/>
       <w:r>
         <w:t xml:space="preserve"> </w:t>
       </w:r>
@@ -188,6 +203,7 @@
         </w:rPr>
         <w:t xml:space="preserve">private int </w:t>
       </w:r>
+      <w:proofErr w:type="spellStart"/>
       <w:r>
         <w:rPr>
           <w:rFonts w:ascii="Source Code Pro" w:eastAsia="Times New Roman" w:hAnsi="Source Code Pro" w:cs="Times New Roman"/>
@@ -200,6 +216,7 @@
         </w:rPr>
         <w:t>rollNumber</w:t>
       </w:r>
+      <w:proofErr w:type="spellEnd"/>
       <w:r>
         <w:rPr>
           <w:rFonts w:ascii="Source Code Pro" w:eastAsia="Times New Roman" w:hAnsi="Source Code Pro" w:cs="Times New Roman"/>
@@ -717,6 +734,7 @@
         </w:rPr>
         <w:t>(</w:t>
       </w:r>
+      <w:proofErr w:type="spellStart"/>
       <w:r>
         <w:rPr>
           <w:rFonts w:ascii="Source Code Pro" w:eastAsia="Times New Roman" w:hAnsi="Source Code Pro" w:cs="Times New Roman"/>
@@ -727,19 +745,46 @@
           <w:lang w:eastAsia="en-IN"/>
           <w14:ligatures w14:val="none"/>
         </w:rPr>
-        <w:t xml:space="preserve">StudentBuilder </w:t>
-      </w:r>
-      <w:r>
-        <w:rPr>
-          <w:rFonts w:ascii="Source Code Pro" w:eastAsia="Times New Roman" w:hAnsi="Source Code Pro" w:cs="Times New Roman"/>
-          <w:color w:val="080808"/>
-          <w:kern w:val="0"/>
-          <w:sz w:val="21"/>
-          <w:szCs w:val="21"/>
-          <w:lang w:eastAsia="en-IN"/>
-          <w14:ligatures w14:val="none"/>
-        </w:rPr>
-        <w:t>studentBuilder){</w:t>
+        <w:t>StudentBuilder</w:t>
+      </w:r>
+      <w:proofErr w:type="spellEnd"/>
+      <w:r>
+        <w:rPr>
+          <w:rFonts w:ascii="Source Code Pro" w:eastAsia="Times New Roman" w:hAnsi="Source Code Pro" w:cs="Times New Roman"/>
+          <w:color w:val="000000"/>
+          <w:kern w:val="0"/>
+          <w:sz w:val="21"/>
+          <w:szCs w:val="21"/>
+          <w:lang w:eastAsia="en-IN"/>
+          <w14:ligatures w14:val="none"/>
+        </w:rPr>
+        <w:t xml:space="preserve"> </w:t>
+      </w:r>
+      <w:proofErr w:type="spellStart"/>
+      <w:r>
+        <w:rPr>
+          <w:rFonts w:ascii="Source Code Pro" w:eastAsia="Times New Roman" w:hAnsi="Source Code Pro" w:cs="Times New Roman"/>
+          <w:color w:val="080808"/>
+          <w:kern w:val="0"/>
+          <w:sz w:val="21"/>
+          <w:szCs w:val="21"/>
+          <w:lang w:eastAsia="en-IN"/>
+          <w14:ligatures w14:val="none"/>
+        </w:rPr>
+        <w:t>studentBuilder</w:t>
+      </w:r>
+      <w:proofErr w:type="spellEnd"/>
+      <w:r>
+        <w:rPr>
+          <w:rFonts w:ascii="Source Code Pro" w:eastAsia="Times New Roman" w:hAnsi="Source Code Pro" w:cs="Times New Roman"/>
+          <w:color w:val="080808"/>
+          <w:kern w:val="0"/>
+          <w:sz w:val="21"/>
+          <w:szCs w:val="21"/>
+          <w:lang w:eastAsia="en-IN"/>
+          <w14:ligatures w14:val="none"/>
+        </w:rPr>
+        <w:t>){</w:t>
       </w:r>
       <w:r>
         <w:rPr>
@@ -754,6 +799,7 @@
         <w:br/>
         <w:t xml:space="preserve">        </w:t>
       </w:r>
+      <w:proofErr w:type="spellStart"/>
       <w:r>
         <w:rPr>
           <w:rFonts w:ascii="Source Code Pro" w:eastAsia="Times New Roman" w:hAnsi="Source Code Pro" w:cs="Times New Roman"/>
@@ -788,7 +834,131 @@
           <w:lang w:eastAsia="en-IN"/>
           <w14:ligatures w14:val="none"/>
         </w:rPr>
-        <w:t xml:space="preserve">rollNumber </w:t>
+        <w:t>rollNumber</w:t>
+      </w:r>
+      <w:proofErr w:type="spellEnd"/>
+      <w:r>
+        <w:rPr>
+          <w:rFonts w:ascii="Source Code Pro" w:eastAsia="Times New Roman" w:hAnsi="Source Code Pro" w:cs="Times New Roman"/>
+          <w:color w:val="871094"/>
+          <w:kern w:val="0"/>
+          <w:sz w:val="21"/>
+          <w:szCs w:val="21"/>
+          <w:lang w:eastAsia="en-IN"/>
+          <w14:ligatures w14:val="none"/>
+        </w:rPr>
+        <w:t xml:space="preserve"> </w:t>
+      </w:r>
+      <w:r>
+        <w:rPr>
+          <w:rFonts w:ascii="Source Code Pro" w:eastAsia="Times New Roman" w:hAnsi="Source Code Pro" w:cs="Times New Roman"/>
+          <w:color w:val="080808"/>
+          <w:kern w:val="0"/>
+          <w:sz w:val="21"/>
+          <w:szCs w:val="21"/>
+          <w:lang w:eastAsia="en-IN"/>
+          <w14:ligatures w14:val="none"/>
+        </w:rPr>
+        <w:t xml:space="preserve">= </w:t>
+      </w:r>
+      <w:proofErr w:type="spellStart"/>
+      <w:r>
+        <w:rPr>
+          <w:rFonts w:ascii="Source Code Pro" w:eastAsia="Times New Roman" w:hAnsi="Source Code Pro" w:cs="Times New Roman"/>
+          <w:color w:val="080808"/>
+          <w:kern w:val="0"/>
+          <w:sz w:val="21"/>
+          <w:szCs w:val="21"/>
+          <w:lang w:eastAsia="en-IN"/>
+          <w14:ligatures w14:val="none"/>
+        </w:rPr>
+        <w:t>studentBuilder.</w:t>
+      </w:r>
+      <w:r>
+        <w:rPr>
+          <w:rFonts w:ascii="Source Code Pro" w:eastAsia="Times New Roman" w:hAnsi="Source Code Pro" w:cs="Times New Roman"/>
+          <w:color w:val="871094"/>
+          <w:kern w:val="0"/>
+          <w:sz w:val="21"/>
+          <w:szCs w:val="21"/>
+          <w:lang w:eastAsia="en-IN"/>
+          <w14:ligatures w14:val="none"/>
+        </w:rPr>
+        <w:t>rollNumber</w:t>
+      </w:r>
+      <w:proofErr w:type="spellEnd"/>
+      <w:r>
+        <w:rPr>
+          <w:rFonts w:ascii="Source Code Pro" w:eastAsia="Times New Roman" w:hAnsi="Source Code Pro" w:cs="Times New Roman"/>
+          <w:color w:val="871094"/>
+          <w:kern w:val="0"/>
+          <w:sz w:val="21"/>
+          <w:szCs w:val="21"/>
+          <w:lang w:eastAsia="en-IN"/>
+          <w14:ligatures w14:val="none"/>
+        </w:rPr>
+        <w:t xml:space="preserve"> </w:t>
+      </w:r>
+      <w:r>
+        <w:rPr>
+          <w:rFonts w:ascii="Source Code Pro" w:eastAsia="Times New Roman" w:hAnsi="Source Code Pro" w:cs="Times New Roman"/>
+          <w:color w:val="080808"/>
+          <w:kern w:val="0"/>
+          <w:sz w:val="21"/>
+          <w:szCs w:val="21"/>
+          <w:lang w:eastAsia="en-IN"/>
+          <w14:ligatures w14:val="none"/>
+        </w:rPr>
+        <w:t>;</w:t>
+      </w:r>
+      <w:r>
+        <w:rPr>
+          <w:rFonts w:ascii="Source Code Pro" w:eastAsia="Times New Roman" w:hAnsi="Source Code Pro" w:cs="Times New Roman"/>
+          <w:color w:val="080808"/>
+          <w:kern w:val="0"/>
+          <w:sz w:val="21"/>
+          <w:szCs w:val="21"/>
+          <w:lang w:eastAsia="en-IN"/>
+          <w14:ligatures w14:val="none"/>
+        </w:rPr>
+        <w:br/>
+        <w:t xml:space="preserve">        </w:t>
+      </w:r>
+      <w:r>
+        <w:rPr>
+          <w:rFonts w:ascii="Source Code Pro" w:eastAsia="Times New Roman" w:hAnsi="Source Code Pro" w:cs="Times New Roman"/>
+          <w:color w:val="0033B3"/>
+          <w:kern w:val="0"/>
+          <w:sz w:val="21"/>
+          <w:szCs w:val="21"/>
+          <w:lang w:eastAsia="en-IN"/>
+          <w14:ligatures w14:val="none"/>
+        </w:rPr>
+        <w:t>this</w:t>
+      </w:r>
+      <w:r>
+        <w:rPr>
+          <w:rFonts w:ascii="Source Code Pro" w:eastAsia="Times New Roman" w:hAnsi="Source Code Pro" w:cs="Times New Roman"/>
+          <w:color w:val="080808"/>
+          <w:kern w:val="0"/>
+          <w:sz w:val="21"/>
+          <w:szCs w:val="21"/>
+          <w:lang w:eastAsia="en-IN"/>
+          <w14:ligatures w14:val="none"/>
+        </w:rPr>
+        <w:t>.</w:t>
+      </w:r>
+      <w:r>
+        <w:rPr>
+          <w:rFonts w:ascii="Source Code Pro" w:eastAsia="Times New Roman" w:hAnsi="Source Code Pro" w:cs="Times New Roman"/>
+          <w:color w:val="871094"/>
+          <w:kern w:val="0"/>
+          <w:sz w:val="21"/>
+          <w:szCs w:val="21"/>
+          <w:lang w:eastAsia="en-IN"/>
+          <w14:ligatures w14:val="none"/>
+        </w:rPr>
+        <w:t xml:space="preserve">name </w:t>
       </w:r>
       <w:r>
         <w:rPr>
@@ -812,7 +982,7 @@
           <w:lang w:eastAsia="en-IN"/>
           <w14:ligatures w14:val="none"/>
         </w:rPr>
-        <w:t xml:space="preserve">rollNumber </w:t>
+        <w:t xml:space="preserve">name </w:t>
       </w:r>
       <w:r>
         <w:rPr>
@@ -839,6 +1009,7 @@
         <w:br/>
         <w:t xml:space="preserve">        </w:t>
       </w:r>
+      <w:proofErr w:type="spellStart"/>
       <w:r>
         <w:rPr>
           <w:rFonts w:ascii="Source Code Pro" w:eastAsia="Times New Roman" w:hAnsi="Source Code Pro" w:cs="Times New Roman"/>
@@ -873,20 +1044,9 @@
           <w:lang w:eastAsia="en-IN"/>
           <w14:ligatures w14:val="none"/>
         </w:rPr>
-        <w:t xml:space="preserve">name </w:t>
-      </w:r>
-      <w:r>
-        <w:rPr>
-          <w:rFonts w:ascii="Source Code Pro" w:eastAsia="Times New Roman" w:hAnsi="Source Code Pro" w:cs="Times New Roman"/>
-          <w:color w:val="080808"/>
-          <w:kern w:val="0"/>
-          <w:sz w:val="21"/>
-          <w:szCs w:val="21"/>
-          <w:lang w:eastAsia="en-IN"/>
-          <w14:ligatures w14:val="none"/>
-        </w:rPr>
-        <w:t>= studentBuilder.</w:t>
-      </w:r>
+        <w:t>department</w:t>
+      </w:r>
+      <w:proofErr w:type="spellEnd"/>
       <w:r>
         <w:rPr>
           <w:rFonts w:ascii="Source Code Pro" w:eastAsia="Times New Roman" w:hAnsi="Source Code Pro" w:cs="Times New Roman"/>
@@ -897,56 +1057,32 @@
           <w:lang w:eastAsia="en-IN"/>
           <w14:ligatures w14:val="none"/>
         </w:rPr>
-        <w:t xml:space="preserve">name </w:t>
-      </w:r>
-      <w:r>
-        <w:rPr>
-          <w:rFonts w:ascii="Source Code Pro" w:eastAsia="Times New Roman" w:hAnsi="Source Code Pro" w:cs="Times New Roman"/>
-          <w:color w:val="080808"/>
-          <w:kern w:val="0"/>
-          <w:sz w:val="21"/>
-          <w:szCs w:val="21"/>
-          <w:lang w:eastAsia="en-IN"/>
-          <w14:ligatures w14:val="none"/>
-        </w:rPr>
-        <w:t>;</w:t>
-      </w:r>
-      <w:r>
-        <w:rPr>
-          <w:rFonts w:ascii="Source Code Pro" w:eastAsia="Times New Roman" w:hAnsi="Source Code Pro" w:cs="Times New Roman"/>
-          <w:color w:val="080808"/>
-          <w:kern w:val="0"/>
-          <w:sz w:val="21"/>
-          <w:szCs w:val="21"/>
-          <w:lang w:eastAsia="en-IN"/>
-          <w14:ligatures w14:val="none"/>
-        </w:rPr>
-        <w:br/>
-        <w:t xml:space="preserve">        </w:t>
-      </w:r>
-      <w:r>
-        <w:rPr>
-          <w:rFonts w:ascii="Source Code Pro" w:eastAsia="Times New Roman" w:hAnsi="Source Code Pro" w:cs="Times New Roman"/>
-          <w:color w:val="0033B3"/>
-          <w:kern w:val="0"/>
-          <w:sz w:val="21"/>
-          <w:szCs w:val="21"/>
-          <w:lang w:eastAsia="en-IN"/>
-          <w14:ligatures w14:val="none"/>
-        </w:rPr>
-        <w:t>this</w:t>
-      </w:r>
-      <w:r>
-        <w:rPr>
-          <w:rFonts w:ascii="Source Code Pro" w:eastAsia="Times New Roman" w:hAnsi="Source Code Pro" w:cs="Times New Roman"/>
-          <w:color w:val="080808"/>
-          <w:kern w:val="0"/>
-          <w:sz w:val="21"/>
-          <w:szCs w:val="21"/>
-          <w:lang w:eastAsia="en-IN"/>
-          <w14:ligatures w14:val="none"/>
-        </w:rPr>
-        <w:t>.</w:t>
+        <w:t xml:space="preserve"> </w:t>
+      </w:r>
+      <w:r>
+        <w:rPr>
+          <w:rFonts w:ascii="Source Code Pro" w:eastAsia="Times New Roman" w:hAnsi="Source Code Pro" w:cs="Times New Roman"/>
+          <w:color w:val="080808"/>
+          <w:kern w:val="0"/>
+          <w:sz w:val="21"/>
+          <w:szCs w:val="21"/>
+          <w:lang w:eastAsia="en-IN"/>
+          <w14:ligatures w14:val="none"/>
+        </w:rPr>
+        <w:t xml:space="preserve">= </w:t>
+      </w:r>
+      <w:proofErr w:type="spellStart"/>
+      <w:r>
+        <w:rPr>
+          <w:rFonts w:ascii="Source Code Pro" w:eastAsia="Times New Roman" w:hAnsi="Source Code Pro" w:cs="Times New Roman"/>
+          <w:color w:val="080808"/>
+          <w:kern w:val="0"/>
+          <w:sz w:val="21"/>
+          <w:szCs w:val="21"/>
+          <w:lang w:eastAsia="en-IN"/>
+          <w14:ligatures w14:val="none"/>
+        </w:rPr>
+        <w:t>studentBuilder.</w:t>
       </w:r>
       <w:r>
         <w:rPr>
@@ -958,20 +1094,9 @@
           <w:lang w:eastAsia="en-IN"/>
           <w14:ligatures w14:val="none"/>
         </w:rPr>
-        <w:t xml:space="preserve">department </w:t>
-      </w:r>
-      <w:r>
-        <w:rPr>
-          <w:rFonts w:ascii="Source Code Pro" w:eastAsia="Times New Roman" w:hAnsi="Source Code Pro" w:cs="Times New Roman"/>
-          <w:color w:val="080808"/>
-          <w:kern w:val="0"/>
-          <w:sz w:val="21"/>
-          <w:szCs w:val="21"/>
-          <w:lang w:eastAsia="en-IN"/>
-          <w14:ligatures w14:val="none"/>
-        </w:rPr>
-        <w:t>= studentBuilder.</w:t>
-      </w:r>
+        <w:t>department</w:t>
+      </w:r>
+      <w:proofErr w:type="spellEnd"/>
       <w:r>
         <w:rPr>
           <w:rFonts w:ascii="Source Code Pro" w:eastAsia="Times New Roman" w:hAnsi="Source Code Pro" w:cs="Times New Roman"/>
@@ -982,7 +1107,7 @@
           <w:lang w:eastAsia="en-IN"/>
           <w14:ligatures w14:val="none"/>
         </w:rPr>
-        <w:t xml:space="preserve">department </w:t>
+        <w:t xml:space="preserve"> </w:t>
       </w:r>
       <w:r>
         <w:rPr>
@@ -1021,6 +1146,7 @@
         <w:lastRenderedPageBreak/>
         <w:t xml:space="preserve">        </w:t>
       </w:r>
+      <w:proofErr w:type="spellStart"/>
       <w:r>
         <w:rPr>
           <w:rFonts w:ascii="Source Code Pro" w:eastAsia="Times New Roman" w:hAnsi="Source Code Pro" w:cs="Times New Roman"/>
@@ -1055,20 +1181,9 @@
           <w:lang w:eastAsia="en-IN"/>
           <w14:ligatures w14:val="none"/>
         </w:rPr>
-        <w:t xml:space="preserve">subjects </w:t>
-      </w:r>
-      <w:r>
-        <w:rPr>
-          <w:rFonts w:ascii="Source Code Pro" w:eastAsia="Times New Roman" w:hAnsi="Source Code Pro" w:cs="Times New Roman"/>
-          <w:color w:val="080808"/>
-          <w:kern w:val="0"/>
-          <w:sz w:val="21"/>
-          <w:szCs w:val="21"/>
-          <w:lang w:eastAsia="en-IN"/>
-          <w14:ligatures w14:val="none"/>
-        </w:rPr>
-        <w:t>= studentBuilder.</w:t>
-      </w:r>
+        <w:t>subjects</w:t>
+      </w:r>
+      <w:proofErr w:type="spellEnd"/>
       <w:r>
         <w:rPr>
           <w:rFonts w:ascii="Source Code Pro" w:eastAsia="Times New Roman" w:hAnsi="Source Code Pro" w:cs="Times New Roman"/>
@@ -1079,7 +1194,57 @@
           <w:lang w:eastAsia="en-IN"/>
           <w14:ligatures w14:val="none"/>
         </w:rPr>
-        <w:t xml:space="preserve">subjects </w:t>
+        <w:t xml:space="preserve"> </w:t>
+      </w:r>
+      <w:r>
+        <w:rPr>
+          <w:rFonts w:ascii="Source Code Pro" w:eastAsia="Times New Roman" w:hAnsi="Source Code Pro" w:cs="Times New Roman"/>
+          <w:color w:val="080808"/>
+          <w:kern w:val="0"/>
+          <w:sz w:val="21"/>
+          <w:szCs w:val="21"/>
+          <w:lang w:eastAsia="en-IN"/>
+          <w14:ligatures w14:val="none"/>
+        </w:rPr>
+        <w:t xml:space="preserve">= </w:t>
+      </w:r>
+      <w:proofErr w:type="spellStart"/>
+      <w:r>
+        <w:rPr>
+          <w:rFonts w:ascii="Source Code Pro" w:eastAsia="Times New Roman" w:hAnsi="Source Code Pro" w:cs="Times New Roman"/>
+          <w:color w:val="080808"/>
+          <w:kern w:val="0"/>
+          <w:sz w:val="21"/>
+          <w:szCs w:val="21"/>
+          <w:lang w:eastAsia="en-IN"/>
+          <w14:ligatures w14:val="none"/>
+        </w:rPr>
+        <w:t>studentBuilder.</w:t>
+      </w:r>
+      <w:r>
+        <w:rPr>
+          <w:rFonts w:ascii="Source Code Pro" w:eastAsia="Times New Roman" w:hAnsi="Source Code Pro" w:cs="Times New Roman"/>
+          <w:color w:val="871094"/>
+          <w:kern w:val="0"/>
+          <w:sz w:val="21"/>
+          <w:szCs w:val="21"/>
+          <w:lang w:eastAsia="en-IN"/>
+          <w14:ligatures w14:val="none"/>
+        </w:rPr>
+        <w:t>subjects</w:t>
+      </w:r>
+      <w:proofErr w:type="spellEnd"/>
+      <w:r>
+        <w:rPr>
+          <w:rFonts w:ascii="Source Code Pro" w:eastAsia="Times New Roman" w:hAnsi="Source Code Pro" w:cs="Times New Roman"/>
+          <w:color w:val="871094"/>
+          <w:kern w:val="0"/>
+          <w:sz w:val="21"/>
+          <w:szCs w:val="21"/>
+          <w:lang w:eastAsia="en-IN"/>
+          <w14:ligatures w14:val="none"/>
+        </w:rPr>
+        <w:t xml:space="preserve"> </w:t>
       </w:r>
       <w:r>
         <w:rPr>
@@ -1106,6 +1271,7 @@
         <w:br/>
         <w:t xml:space="preserve">        </w:t>
       </w:r>
+      <w:proofErr w:type="spellStart"/>
       <w:r>
         <w:rPr>
           <w:rFonts w:ascii="Source Code Pro" w:eastAsia="Times New Roman" w:hAnsi="Source Code Pro" w:cs="Times New Roman"/>
@@ -1140,20 +1306,9 @@
           <w:lang w:eastAsia="en-IN"/>
           <w14:ligatures w14:val="none"/>
         </w:rPr>
-        <w:t xml:space="preserve">passport </w:t>
-      </w:r>
-      <w:r>
-        <w:rPr>
-          <w:rFonts w:ascii="Source Code Pro" w:eastAsia="Times New Roman" w:hAnsi="Source Code Pro" w:cs="Times New Roman"/>
-          <w:color w:val="080808"/>
-          <w:kern w:val="0"/>
-          <w:sz w:val="21"/>
-          <w:szCs w:val="21"/>
-          <w:lang w:eastAsia="en-IN"/>
-          <w14:ligatures w14:val="none"/>
-        </w:rPr>
-        <w:t>= studentBuilder.</w:t>
-      </w:r>
+        <w:t>passport</w:t>
+      </w:r>
+      <w:proofErr w:type="spellEnd"/>
       <w:r>
         <w:rPr>
           <w:rFonts w:ascii="Source Code Pro" w:eastAsia="Times New Roman" w:hAnsi="Source Code Pro" w:cs="Times New Roman"/>
@@ -1164,7 +1319,57 @@
           <w:lang w:eastAsia="en-IN"/>
           <w14:ligatures w14:val="none"/>
         </w:rPr>
-        <w:t xml:space="preserve">passport </w:t>
+        <w:t xml:space="preserve"> </w:t>
+      </w:r>
+      <w:r>
+        <w:rPr>
+          <w:rFonts w:ascii="Source Code Pro" w:eastAsia="Times New Roman" w:hAnsi="Source Code Pro" w:cs="Times New Roman"/>
+          <w:color w:val="080808"/>
+          <w:kern w:val="0"/>
+          <w:sz w:val="21"/>
+          <w:szCs w:val="21"/>
+          <w:lang w:eastAsia="en-IN"/>
+          <w14:ligatures w14:val="none"/>
+        </w:rPr>
+        <w:t xml:space="preserve">= </w:t>
+      </w:r>
+      <w:proofErr w:type="spellStart"/>
+      <w:r>
+        <w:rPr>
+          <w:rFonts w:ascii="Source Code Pro" w:eastAsia="Times New Roman" w:hAnsi="Source Code Pro" w:cs="Times New Roman"/>
+          <w:color w:val="080808"/>
+          <w:kern w:val="0"/>
+          <w:sz w:val="21"/>
+          <w:szCs w:val="21"/>
+          <w:lang w:eastAsia="en-IN"/>
+          <w14:ligatures w14:val="none"/>
+        </w:rPr>
+        <w:t>studentBuilder.</w:t>
+      </w:r>
+      <w:r>
+        <w:rPr>
+          <w:rFonts w:ascii="Source Code Pro" w:eastAsia="Times New Roman" w:hAnsi="Source Code Pro" w:cs="Times New Roman"/>
+          <w:color w:val="871094"/>
+          <w:kern w:val="0"/>
+          <w:sz w:val="21"/>
+          <w:szCs w:val="21"/>
+          <w:lang w:eastAsia="en-IN"/>
+          <w14:ligatures w14:val="none"/>
+        </w:rPr>
+        <w:t>passport</w:t>
+      </w:r>
+      <w:proofErr w:type="spellEnd"/>
+      <w:r>
+        <w:rPr>
+          <w:rFonts w:ascii="Source Code Pro" w:eastAsia="Times New Roman" w:hAnsi="Source Code Pro" w:cs="Times New Roman"/>
+          <w:color w:val="871094"/>
+          <w:kern w:val="0"/>
+          <w:sz w:val="21"/>
+          <w:szCs w:val="21"/>
+          <w:lang w:eastAsia="en-IN"/>
+          <w14:ligatures w14:val="none"/>
+        </w:rPr>
+        <w:t xml:space="preserve"> </w:t>
       </w:r>
       <w:r>
         <w:rPr>
@@ -1265,6 +1470,7 @@
         </w:rPr>
         <w:t xml:space="preserve">String </w:t>
       </w:r>
+      <w:proofErr w:type="spellStart"/>
       <w:r>
         <w:rPr>
           <w:rFonts w:ascii="Source Code Pro" w:eastAsia="Times New Roman" w:hAnsi="Source Code Pro" w:cs="Times New Roman"/>
@@ -1277,6 +1483,7 @@
         </w:rPr>
         <w:t>toString</w:t>
       </w:r>
+      <w:proofErr w:type="spellEnd"/>
       <w:r>
         <w:rPr>
           <w:rFonts w:ascii="Source Code Pro" w:eastAsia="Times New Roman" w:hAnsi="Source Code Pro" w:cs="Times New Roman"/>
@@ -1361,7 +1568,33 @@
           <w:lang w:eastAsia="en-IN"/>
           <w14:ligatures w14:val="none"/>
         </w:rPr>
-        <w:t xml:space="preserve">"rollNumber=" </w:t>
+        <w:t>"</w:t>
+      </w:r>
+      <w:proofErr w:type="spellStart"/>
+      <w:r>
+        <w:rPr>
+          <w:rFonts w:ascii="Source Code Pro" w:eastAsia="Times New Roman" w:hAnsi="Source Code Pro" w:cs="Times New Roman"/>
+          <w:color w:val="067D17"/>
+          <w:kern w:val="0"/>
+          <w:sz w:val="21"/>
+          <w:szCs w:val="21"/>
+          <w:lang w:eastAsia="en-IN"/>
+          <w14:ligatures w14:val="none"/>
+        </w:rPr>
+        <w:t>rollNumber</w:t>
+      </w:r>
+      <w:proofErr w:type="spellEnd"/>
+      <w:r>
+        <w:rPr>
+          <w:rFonts w:ascii="Source Code Pro" w:eastAsia="Times New Roman" w:hAnsi="Source Code Pro" w:cs="Times New Roman"/>
+          <w:color w:val="067D17"/>
+          <w:kern w:val="0"/>
+          <w:sz w:val="21"/>
+          <w:szCs w:val="21"/>
+          <w:lang w:eastAsia="en-IN"/>
+          <w14:ligatures w14:val="none"/>
+        </w:rPr>
+        <w:t xml:space="preserve">=" </w:t>
       </w:r>
       <w:r>
         <w:rPr>
@@ -1375,6 +1608,7 @@
         </w:rPr>
         <w:t xml:space="preserve">+ </w:t>
       </w:r>
+      <w:proofErr w:type="spellStart"/>
       <w:r>
         <w:rPr>
           <w:rFonts w:ascii="Source Code Pro" w:eastAsia="Times New Roman" w:hAnsi="Source Code Pro" w:cs="Times New Roman"/>
@@ -1385,7 +1619,20 @@
           <w:lang w:eastAsia="en-IN"/>
           <w14:ligatures w14:val="none"/>
         </w:rPr>
-        <w:t xml:space="preserve">rollNumber </w:t>
+        <w:t>rollNumber</w:t>
+      </w:r>
+      <w:proofErr w:type="spellEnd"/>
+      <w:r>
+        <w:rPr>
+          <w:rFonts w:ascii="Source Code Pro" w:eastAsia="Times New Roman" w:hAnsi="Source Code Pro" w:cs="Times New Roman"/>
+          <w:color w:val="871094"/>
+          <w:kern w:val="0"/>
+          <w:sz w:val="21"/>
+          <w:szCs w:val="21"/>
+          <w:lang w:eastAsia="en-IN"/>
+          <w14:ligatures w14:val="none"/>
+        </w:rPr>
+        <w:t xml:space="preserve"> </w:t>
       </w:r>
       <w:r>
         <w:rPr>
@@ -1879,6 +2126,7 @@
         </w:rPr>
         <w:t xml:space="preserve">public abstract class </w:t>
       </w:r>
+      <w:proofErr w:type="spellStart"/>
       <w:r>
         <w:rPr>
           <w:rFonts w:ascii="Source Code Pro" w:eastAsia="Times New Roman" w:hAnsi="Source Code Pro" w:cs="Times New Roman"/>
@@ -1889,7 +2137,20 @@
           <w:lang w:eastAsia="en-IN"/>
           <w14:ligatures w14:val="none"/>
         </w:rPr>
-        <w:t xml:space="preserve">StudentBuilder </w:t>
+        <w:t>StudentBuilder</w:t>
+      </w:r>
+      <w:proofErr w:type="spellEnd"/>
+      <w:r>
+        <w:rPr>
+          <w:rFonts w:ascii="Source Code Pro" w:eastAsia="Times New Roman" w:hAnsi="Source Code Pro" w:cs="Times New Roman"/>
+          <w:color w:val="000000"/>
+          <w:kern w:val="0"/>
+          <w:sz w:val="21"/>
+          <w:szCs w:val="21"/>
+          <w:lang w:eastAsia="en-IN"/>
+          <w14:ligatures w14:val="none"/>
+        </w:rPr>
+        <w:t xml:space="preserve"> </w:t>
       </w:r>
       <w:r>
         <w:rPr>
@@ -1940,6 +2201,7 @@
         </w:rPr>
         <w:t xml:space="preserve">final int </w:t>
       </w:r>
+      <w:proofErr w:type="spellStart"/>
       <w:r>
         <w:rPr>
           <w:rFonts w:ascii="Source Code Pro" w:eastAsia="Times New Roman" w:hAnsi="Source Code Pro" w:cs="Times New Roman"/>
@@ -1952,6 +2214,7 @@
         </w:rPr>
         <w:t>rollNumber</w:t>
       </w:r>
+      <w:proofErr w:type="spellEnd"/>
       <w:r>
         <w:rPr>
           <w:rFonts w:ascii="Source Code Pro" w:eastAsia="Times New Roman" w:hAnsi="Source Code Pro" w:cs="Times New Roman"/>
@@ -2336,6 +2599,7 @@
         </w:rPr>
         <w:t xml:space="preserve">protected </w:t>
       </w:r>
+      <w:proofErr w:type="spellStart"/>
       <w:r>
         <w:rPr>
           <w:rFonts w:ascii="Source Code Pro" w:eastAsia="Times New Roman" w:hAnsi="Source Code Pro" w:cs="Times New Roman"/>
@@ -2348,6 +2612,7 @@
         </w:rPr>
         <w:t>StudentBuilder</w:t>
       </w:r>
+      <w:proofErr w:type="spellEnd"/>
       <w:r>
         <w:rPr>
           <w:rFonts w:ascii="Source Code Pro" w:eastAsia="Times New Roman" w:hAnsi="Source Code Pro" w:cs="Times New Roman"/>
@@ -2372,17 +2637,31 @@
         </w:rPr>
         <w:t xml:space="preserve">int </w:t>
       </w:r>
-      <w:r>
-        <w:rPr>
-          <w:rFonts w:ascii="Source Code Pro" w:eastAsia="Times New Roman" w:hAnsi="Source Code Pro" w:cs="Times New Roman"/>
-          <w:color w:val="080808"/>
-          <w:kern w:val="0"/>
-          <w:sz w:val="21"/>
-          <w:szCs w:val="21"/>
-          <w:lang w:eastAsia="en-IN"/>
-          <w14:ligatures w14:val="none"/>
-        </w:rPr>
-        <w:t xml:space="preserve">rollNumber, </w:t>
+      <w:proofErr w:type="spellStart"/>
+      <w:r>
+        <w:rPr>
+          <w:rFonts w:ascii="Source Code Pro" w:eastAsia="Times New Roman" w:hAnsi="Source Code Pro" w:cs="Times New Roman"/>
+          <w:color w:val="080808"/>
+          <w:kern w:val="0"/>
+          <w:sz w:val="21"/>
+          <w:szCs w:val="21"/>
+          <w:lang w:eastAsia="en-IN"/>
+          <w14:ligatures w14:val="none"/>
+        </w:rPr>
+        <w:t>rollNumber</w:t>
+      </w:r>
+      <w:proofErr w:type="spellEnd"/>
+      <w:r>
+        <w:rPr>
+          <w:rFonts w:ascii="Source Code Pro" w:eastAsia="Times New Roman" w:hAnsi="Source Code Pro" w:cs="Times New Roman"/>
+          <w:color w:val="080808"/>
+          <w:kern w:val="0"/>
+          <w:sz w:val="21"/>
+          <w:szCs w:val="21"/>
+          <w:lang w:eastAsia="en-IN"/>
+          <w14:ligatures w14:val="none"/>
+        </w:rPr>
+        <w:t xml:space="preserve">, </w:t>
       </w:r>
       <w:r>
         <w:rPr>
@@ -2421,6 +2700,7 @@
         <w:br/>
         <w:t xml:space="preserve">        </w:t>
       </w:r>
+      <w:proofErr w:type="spellStart"/>
       <w:r>
         <w:rPr>
           <w:rFonts w:ascii="Source Code Pro" w:eastAsia="Times New Roman" w:hAnsi="Source Code Pro" w:cs="Times New Roman"/>
@@ -2455,19 +2735,58 @@
           <w:lang w:eastAsia="en-IN"/>
           <w14:ligatures w14:val="none"/>
         </w:rPr>
-        <w:t xml:space="preserve">rollNumber </w:t>
-      </w:r>
-      <w:r>
-        <w:rPr>
-          <w:rFonts w:ascii="Source Code Pro" w:eastAsia="Times New Roman" w:hAnsi="Source Code Pro" w:cs="Times New Roman"/>
-          <w:color w:val="080808"/>
-          <w:kern w:val="0"/>
-          <w:sz w:val="21"/>
-          <w:szCs w:val="21"/>
-          <w:lang w:eastAsia="en-IN"/>
-          <w14:ligatures w14:val="none"/>
-        </w:rPr>
-        <w:t>= rollNumber;</w:t>
+        <w:t>rollNumber</w:t>
+      </w:r>
+      <w:proofErr w:type="spellEnd"/>
+      <w:r>
+        <w:rPr>
+          <w:rFonts w:ascii="Source Code Pro" w:eastAsia="Times New Roman" w:hAnsi="Source Code Pro" w:cs="Times New Roman"/>
+          <w:color w:val="871094"/>
+          <w:kern w:val="0"/>
+          <w:sz w:val="21"/>
+          <w:szCs w:val="21"/>
+          <w:lang w:eastAsia="en-IN"/>
+          <w14:ligatures w14:val="none"/>
+        </w:rPr>
+        <w:t xml:space="preserve"> </w:t>
+      </w:r>
+      <w:r>
+        <w:rPr>
+          <w:rFonts w:ascii="Source Code Pro" w:eastAsia="Times New Roman" w:hAnsi="Source Code Pro" w:cs="Times New Roman"/>
+          <w:color w:val="080808"/>
+          <w:kern w:val="0"/>
+          <w:sz w:val="21"/>
+          <w:szCs w:val="21"/>
+          <w:lang w:eastAsia="en-IN"/>
+          <w14:ligatures w14:val="none"/>
+        </w:rPr>
+        <w:t xml:space="preserve">= </w:t>
+      </w:r>
+      <w:proofErr w:type="spellStart"/>
+      <w:r>
+        <w:rPr>
+          <w:rFonts w:ascii="Source Code Pro" w:eastAsia="Times New Roman" w:hAnsi="Source Code Pro" w:cs="Times New Roman"/>
+          <w:color w:val="080808"/>
+          <w:kern w:val="0"/>
+          <w:sz w:val="21"/>
+          <w:szCs w:val="21"/>
+          <w:lang w:eastAsia="en-IN"/>
+          <w14:ligatures w14:val="none"/>
+        </w:rPr>
+        <w:t>rollNumber</w:t>
+      </w:r>
+      <w:proofErr w:type="spellEnd"/>
+      <w:r>
+        <w:rPr>
+          <w:rFonts w:ascii="Source Code Pro" w:eastAsia="Times New Roman" w:hAnsi="Source Code Pro" w:cs="Times New Roman"/>
+          <w:color w:val="080808"/>
+          <w:kern w:val="0"/>
+          <w:sz w:val="21"/>
+          <w:szCs w:val="21"/>
+          <w:lang w:eastAsia="en-IN"/>
+          <w14:ligatures w14:val="none"/>
+        </w:rPr>
+        <w:t>;</w:t>
       </w:r>
       <w:r>
         <w:rPr>
@@ -2580,6 +2899,7 @@
         </w:rPr>
         <w:t xml:space="preserve">public abstract </w:t>
       </w:r>
+      <w:proofErr w:type="spellStart"/>
       <w:r>
         <w:rPr>
           <w:rFonts w:ascii="Source Code Pro" w:eastAsia="Times New Roman" w:hAnsi="Source Code Pro" w:cs="Times New Roman"/>
@@ -2590,8 +2910,22 @@
           <w:lang w:eastAsia="en-IN"/>
           <w14:ligatures w14:val="none"/>
         </w:rPr>
-        <w:t xml:space="preserve">StudentBuilder </w:t>
-      </w:r>
+        <w:t>StudentBuilder</w:t>
+      </w:r>
+      <w:proofErr w:type="spellEnd"/>
+      <w:r>
+        <w:rPr>
+          <w:rFonts w:ascii="Source Code Pro" w:eastAsia="Times New Roman" w:hAnsi="Source Code Pro" w:cs="Times New Roman"/>
+          <w:color w:val="000000"/>
+          <w:kern w:val="0"/>
+          <w:sz w:val="21"/>
+          <w:szCs w:val="21"/>
+          <w:lang w:eastAsia="en-IN"/>
+          <w14:ligatures w14:val="none"/>
+        </w:rPr>
+        <w:t xml:space="preserve"> </w:t>
+      </w:r>
+      <w:proofErr w:type="spellStart"/>
       <w:r>
         <w:rPr>
           <w:rFonts w:ascii="Source Code Pro" w:eastAsia="Times New Roman" w:hAnsi="Source Code Pro" w:cs="Times New Roman"/>
@@ -2604,6 +2938,7 @@
         </w:rPr>
         <w:t>setPassport</w:t>
       </w:r>
+      <w:proofErr w:type="spellEnd"/>
       <w:r>
         <w:rPr>
           <w:rFonts w:ascii="Source Code Pro" w:eastAsia="Times New Roman" w:hAnsi="Source Code Pro" w:cs="Times New Roman"/>
@@ -2779,6 +3114,7 @@
         </w:rPr>
         <w:t xml:space="preserve">public class </w:t>
       </w:r>
+      <w:proofErr w:type="spellStart"/>
       <w:r>
         <w:rPr>
           <w:rFonts w:ascii="Source Code Pro" w:eastAsia="Times New Roman" w:hAnsi="Source Code Pro" w:cs="Times New Roman"/>
@@ -2789,7 +3125,20 @@
           <w:lang w:eastAsia="en-IN"/>
           <w14:ligatures w14:val="none"/>
         </w:rPr>
-        <w:t xml:space="preserve">CSEStudentBuilder </w:t>
+        <w:t>CSEStudentBuilder</w:t>
+      </w:r>
+      <w:proofErr w:type="spellEnd"/>
+      <w:r>
+        <w:rPr>
+          <w:rFonts w:ascii="Source Code Pro" w:eastAsia="Times New Roman" w:hAnsi="Source Code Pro" w:cs="Times New Roman"/>
+          <w:color w:val="000000"/>
+          <w:kern w:val="0"/>
+          <w:sz w:val="21"/>
+          <w:szCs w:val="21"/>
+          <w:lang w:eastAsia="en-IN"/>
+          <w14:ligatures w14:val="none"/>
+        </w:rPr>
+        <w:t xml:space="preserve"> </w:t>
       </w:r>
       <w:r>
         <w:rPr>
@@ -2803,6 +3152,7 @@
         </w:rPr>
         <w:t xml:space="preserve">extends </w:t>
       </w:r>
+      <w:proofErr w:type="spellStart"/>
       <w:r>
         <w:rPr>
           <w:rFonts w:ascii="Source Code Pro" w:eastAsia="Times New Roman" w:hAnsi="Source Code Pro" w:cs="Times New Roman"/>
@@ -2815,6 +3165,7 @@
         </w:rPr>
         <w:t>StudentBuilder</w:t>
       </w:r>
+      <w:proofErr w:type="spellEnd"/>
       <w:r>
         <w:rPr>
           <w:rFonts w:ascii="Source Code Pro" w:eastAsia="Times New Roman" w:hAnsi="Source Code Pro" w:cs="Times New Roman"/>
@@ -2864,6 +3215,7 @@
         </w:rPr>
         <w:t xml:space="preserve">public </w:t>
       </w:r>
+      <w:proofErr w:type="spellStart"/>
       <w:r>
         <w:rPr>
           <w:rFonts w:ascii="Source Code Pro" w:eastAsia="Times New Roman" w:hAnsi="Source Code Pro" w:cs="Times New Roman"/>
@@ -2876,6 +3228,7 @@
         </w:rPr>
         <w:t>CSEStudentBuilder</w:t>
       </w:r>
+      <w:proofErr w:type="spellEnd"/>
       <w:r>
         <w:rPr>
           <w:rFonts w:ascii="Source Code Pro" w:eastAsia="Times New Roman" w:hAnsi="Source Code Pro" w:cs="Times New Roman"/>
@@ -2900,17 +3253,31 @@
         </w:rPr>
         <w:t xml:space="preserve">int </w:t>
       </w:r>
-      <w:r>
-        <w:rPr>
-          <w:rFonts w:ascii="Source Code Pro" w:eastAsia="Times New Roman" w:hAnsi="Source Code Pro" w:cs="Times New Roman"/>
-          <w:color w:val="080808"/>
-          <w:kern w:val="0"/>
-          <w:sz w:val="21"/>
-          <w:szCs w:val="21"/>
-          <w:lang w:eastAsia="en-IN"/>
-          <w14:ligatures w14:val="none"/>
-        </w:rPr>
-        <w:t xml:space="preserve">rollNumber, </w:t>
+      <w:proofErr w:type="spellStart"/>
+      <w:r>
+        <w:rPr>
+          <w:rFonts w:ascii="Source Code Pro" w:eastAsia="Times New Roman" w:hAnsi="Source Code Pro" w:cs="Times New Roman"/>
+          <w:color w:val="080808"/>
+          <w:kern w:val="0"/>
+          <w:sz w:val="21"/>
+          <w:szCs w:val="21"/>
+          <w:lang w:eastAsia="en-IN"/>
+          <w14:ligatures w14:val="none"/>
+        </w:rPr>
+        <w:t>rollNumber</w:t>
+      </w:r>
+      <w:proofErr w:type="spellEnd"/>
+      <w:r>
+        <w:rPr>
+          <w:rFonts w:ascii="Source Code Pro" w:eastAsia="Times New Roman" w:hAnsi="Source Code Pro" w:cs="Times New Roman"/>
+          <w:color w:val="080808"/>
+          <w:kern w:val="0"/>
+          <w:sz w:val="21"/>
+          <w:szCs w:val="21"/>
+          <w:lang w:eastAsia="en-IN"/>
+          <w14:ligatures w14:val="none"/>
+        </w:rPr>
+        <w:t xml:space="preserve">, </w:t>
       </w:r>
       <w:r>
         <w:rPr>
@@ -2995,7 +3362,33 @@
           <w:lang w:eastAsia="en-IN"/>
           <w14:ligatures w14:val="none"/>
         </w:rPr>
-        <w:t>(rollNumber, name);</w:t>
+        <w:t>(</w:t>
+      </w:r>
+      <w:proofErr w:type="spellStart"/>
+      <w:r>
+        <w:rPr>
+          <w:rFonts w:ascii="Source Code Pro" w:eastAsia="Times New Roman" w:hAnsi="Source Code Pro" w:cs="Times New Roman"/>
+          <w:color w:val="080808"/>
+          <w:kern w:val="0"/>
+          <w:sz w:val="21"/>
+          <w:szCs w:val="21"/>
+          <w:lang w:eastAsia="en-IN"/>
+          <w14:ligatures w14:val="none"/>
+        </w:rPr>
+        <w:t>rollNumber</w:t>
+      </w:r>
+      <w:proofErr w:type="spellEnd"/>
+      <w:r>
+        <w:rPr>
+          <w:rFonts w:ascii="Source Code Pro" w:eastAsia="Times New Roman" w:hAnsi="Source Code Pro" w:cs="Times New Roman"/>
+          <w:color w:val="080808"/>
+          <w:kern w:val="0"/>
+          <w:sz w:val="21"/>
+          <w:szCs w:val="21"/>
+          <w:lang w:eastAsia="en-IN"/>
+          <w14:ligatures w14:val="none"/>
+        </w:rPr>
+        <w:t>, name);</w:t>
       </w:r>
       <w:r>
         <w:rPr>
@@ -3010,6 +3403,7 @@
         <w:br/>
         <w:t xml:space="preserve">        </w:t>
       </w:r>
+      <w:proofErr w:type="spellStart"/>
       <w:r>
         <w:rPr>
           <w:rFonts w:ascii="Source Code Pro" w:eastAsia="Times New Roman" w:hAnsi="Source Code Pro" w:cs="Times New Roman"/>
@@ -3044,7 +3438,20 @@
           <w:lang w:eastAsia="en-IN"/>
           <w14:ligatures w14:val="none"/>
         </w:rPr>
-        <w:t xml:space="preserve">department </w:t>
+        <w:t>department</w:t>
+      </w:r>
+      <w:proofErr w:type="spellEnd"/>
+      <w:r>
+        <w:rPr>
+          <w:rFonts w:ascii="Source Code Pro" w:eastAsia="Times New Roman" w:hAnsi="Source Code Pro" w:cs="Times New Roman"/>
+          <w:color w:val="871094"/>
+          <w:kern w:val="0"/>
+          <w:sz w:val="21"/>
+          <w:szCs w:val="21"/>
+          <w:lang w:eastAsia="en-IN"/>
+          <w14:ligatures w14:val="none"/>
+        </w:rPr>
+        <w:t xml:space="preserve"> </w:t>
       </w:r>
       <w:r>
         <w:rPr>
@@ -3179,17 +3586,31 @@
         </w:rPr>
         <w:t xml:space="preserve">new </w:t>
       </w:r>
-      <w:r>
-        <w:rPr>
-          <w:rFonts w:ascii="Source Code Pro" w:eastAsia="Times New Roman" w:hAnsi="Source Code Pro" w:cs="Times New Roman"/>
-          <w:color w:val="080808"/>
-          <w:kern w:val="0"/>
-          <w:sz w:val="21"/>
-          <w:szCs w:val="21"/>
-          <w:lang w:eastAsia="en-IN"/>
-          <w14:ligatures w14:val="none"/>
-        </w:rPr>
-        <w:t>ArrayList&lt;&gt;();</w:t>
+      <w:proofErr w:type="spellStart"/>
+      <w:r>
+        <w:rPr>
+          <w:rFonts w:ascii="Source Code Pro" w:eastAsia="Times New Roman" w:hAnsi="Source Code Pro" w:cs="Times New Roman"/>
+          <w:color w:val="080808"/>
+          <w:kern w:val="0"/>
+          <w:sz w:val="21"/>
+          <w:szCs w:val="21"/>
+          <w:lang w:eastAsia="en-IN"/>
+          <w14:ligatures w14:val="none"/>
+        </w:rPr>
+        <w:t>ArrayList</w:t>
+      </w:r>
+      <w:proofErr w:type="spellEnd"/>
+      <w:r>
+        <w:rPr>
+          <w:rFonts w:ascii="Source Code Pro" w:eastAsia="Times New Roman" w:hAnsi="Source Code Pro" w:cs="Times New Roman"/>
+          <w:color w:val="080808"/>
+          <w:kern w:val="0"/>
+          <w:sz w:val="21"/>
+          <w:szCs w:val="21"/>
+          <w:lang w:eastAsia="en-IN"/>
+          <w14:ligatures w14:val="none"/>
+        </w:rPr>
+        <w:t>&lt;&gt;();</w:t>
       </w:r>
       <w:r>
         <w:rPr>
@@ -3204,6 +3625,7 @@
         <w:br/>
         <w:t xml:space="preserve">        </w:t>
       </w:r>
+      <w:proofErr w:type="spellStart"/>
       <w:r>
         <w:rPr>
           <w:rFonts w:ascii="Source Code Pro" w:eastAsia="Times New Roman" w:hAnsi="Source Code Pro" w:cs="Times New Roman"/>
@@ -3226,7 +3648,20 @@
           <w:lang w:eastAsia="en-IN"/>
           <w14:ligatures w14:val="none"/>
         </w:rPr>
-        <w:t>.add(</w:t>
+        <w:t>.add</w:t>
+      </w:r>
+      <w:proofErr w:type="spellEnd"/>
+      <w:r>
+        <w:rPr>
+          <w:rFonts w:ascii="Source Code Pro" w:eastAsia="Times New Roman" w:hAnsi="Source Code Pro" w:cs="Times New Roman"/>
+          <w:color w:val="080808"/>
+          <w:kern w:val="0"/>
+          <w:sz w:val="21"/>
+          <w:szCs w:val="21"/>
+          <w:lang w:eastAsia="en-IN"/>
+          <w14:ligatures w14:val="none"/>
+        </w:rPr>
+        <w:t>(</w:t>
       </w:r>
       <w:r>
         <w:rPr>
@@ -3265,6 +3700,7 @@
         <w:br/>
         <w:t xml:space="preserve">        </w:t>
       </w:r>
+      <w:proofErr w:type="spellStart"/>
       <w:r>
         <w:rPr>
           <w:rFonts w:ascii="Source Code Pro" w:eastAsia="Times New Roman" w:hAnsi="Source Code Pro" w:cs="Times New Roman"/>
@@ -3287,7 +3723,20 @@
           <w:lang w:eastAsia="en-IN"/>
           <w14:ligatures w14:val="none"/>
         </w:rPr>
-        <w:t>.add(</w:t>
+        <w:t>.add</w:t>
+      </w:r>
+      <w:proofErr w:type="spellEnd"/>
+      <w:r>
+        <w:rPr>
+          <w:rFonts w:ascii="Source Code Pro" w:eastAsia="Times New Roman" w:hAnsi="Source Code Pro" w:cs="Times New Roman"/>
+          <w:color w:val="080808"/>
+          <w:kern w:val="0"/>
+          <w:sz w:val="21"/>
+          <w:szCs w:val="21"/>
+          <w:lang w:eastAsia="en-IN"/>
+          <w14:ligatures w14:val="none"/>
+        </w:rPr>
+        <w:t>(</w:t>
       </w:r>
       <w:r>
         <w:rPr>
@@ -3326,6 +3775,7 @@
         <w:br/>
         <w:t xml:space="preserve">        </w:t>
       </w:r>
+      <w:proofErr w:type="spellStart"/>
       <w:r>
         <w:rPr>
           <w:rFonts w:ascii="Source Code Pro" w:eastAsia="Times New Roman" w:hAnsi="Source Code Pro" w:cs="Times New Roman"/>
@@ -3348,7 +3798,20 @@
           <w:lang w:eastAsia="en-IN"/>
           <w14:ligatures w14:val="none"/>
         </w:rPr>
-        <w:t>.add(</w:t>
+        <w:t>.add</w:t>
+      </w:r>
+      <w:proofErr w:type="spellEnd"/>
+      <w:r>
+        <w:rPr>
+          <w:rFonts w:ascii="Source Code Pro" w:eastAsia="Times New Roman" w:hAnsi="Source Code Pro" w:cs="Times New Roman"/>
+          <w:color w:val="080808"/>
+          <w:kern w:val="0"/>
+          <w:sz w:val="21"/>
+          <w:szCs w:val="21"/>
+          <w:lang w:eastAsia="en-IN"/>
+          <w14:ligatures w14:val="none"/>
+        </w:rPr>
+        <w:t>(</w:t>
       </w:r>
       <w:r>
         <w:rPr>
@@ -3387,6 +3850,7 @@
         <w:br/>
         <w:t xml:space="preserve">        </w:t>
       </w:r>
+      <w:proofErr w:type="spellStart"/>
       <w:r>
         <w:rPr>
           <w:rFonts w:ascii="Source Code Pro" w:eastAsia="Times New Roman" w:hAnsi="Source Code Pro" w:cs="Times New Roman"/>
@@ -3421,7 +3885,20 @@
           <w:lang w:eastAsia="en-IN"/>
           <w14:ligatures w14:val="none"/>
         </w:rPr>
-        <w:t xml:space="preserve">subjects </w:t>
+        <w:t>subjects</w:t>
+      </w:r>
+      <w:proofErr w:type="spellEnd"/>
+      <w:r>
+        <w:rPr>
+          <w:rFonts w:ascii="Source Code Pro" w:eastAsia="Times New Roman" w:hAnsi="Source Code Pro" w:cs="Times New Roman"/>
+          <w:color w:val="871094"/>
+          <w:kern w:val="0"/>
+          <w:sz w:val="21"/>
+          <w:szCs w:val="21"/>
+          <w:lang w:eastAsia="en-IN"/>
+          <w14:ligatures w14:val="none"/>
+        </w:rPr>
+        <w:t xml:space="preserve"> </w:t>
       </w:r>
       <w:r>
         <w:rPr>
@@ -3546,6 +4023,7 @@
         </w:rPr>
         <w:t xml:space="preserve">public </w:t>
       </w:r>
+      <w:proofErr w:type="spellStart"/>
       <w:r>
         <w:rPr>
           <w:rFonts w:ascii="Source Code Pro" w:eastAsia="Times New Roman" w:hAnsi="Source Code Pro" w:cs="Times New Roman"/>
@@ -3556,8 +4034,22 @@
           <w:lang w:eastAsia="en-IN"/>
           <w14:ligatures w14:val="none"/>
         </w:rPr>
-        <w:t xml:space="preserve">StudentBuilder </w:t>
-      </w:r>
+        <w:t>StudentBuilder</w:t>
+      </w:r>
+      <w:proofErr w:type="spellEnd"/>
+      <w:r>
+        <w:rPr>
+          <w:rFonts w:ascii="Source Code Pro" w:eastAsia="Times New Roman" w:hAnsi="Source Code Pro" w:cs="Times New Roman"/>
+          <w:color w:val="000000"/>
+          <w:kern w:val="0"/>
+          <w:sz w:val="21"/>
+          <w:szCs w:val="21"/>
+          <w:lang w:eastAsia="en-IN"/>
+          <w14:ligatures w14:val="none"/>
+        </w:rPr>
+        <w:t xml:space="preserve"> </w:t>
+      </w:r>
+      <w:proofErr w:type="spellStart"/>
       <w:r>
         <w:rPr>
           <w:rFonts w:ascii="Source Code Pro" w:eastAsia="Times New Roman" w:hAnsi="Source Code Pro" w:cs="Times New Roman"/>
@@ -3570,6 +4062,7 @@
         </w:rPr>
         <w:t>setPassport</w:t>
       </w:r>
+      <w:proofErr w:type="spellEnd"/>
       <w:r>
         <w:rPr>
           <w:rFonts w:ascii="Source Code Pro" w:eastAsia="Times New Roman" w:hAnsi="Source Code Pro" w:cs="Times New Roman"/>
@@ -3619,6 +4112,7 @@
         <w:br/>
         <w:t xml:space="preserve">        </w:t>
       </w:r>
+      <w:proofErr w:type="spellStart"/>
       <w:r>
         <w:rPr>
           <w:rFonts w:ascii="Source Code Pro" w:eastAsia="Times New Roman" w:hAnsi="Source Code Pro" w:cs="Times New Roman"/>
@@ -3653,7 +4147,20 @@
           <w:lang w:eastAsia="en-IN"/>
           <w14:ligatures w14:val="none"/>
         </w:rPr>
-        <w:t xml:space="preserve">passport </w:t>
+        <w:t>passport</w:t>
+      </w:r>
+      <w:proofErr w:type="spellEnd"/>
+      <w:r>
+        <w:rPr>
+          <w:rFonts w:ascii="Source Code Pro" w:eastAsia="Times New Roman" w:hAnsi="Source Code Pro" w:cs="Times New Roman"/>
+          <w:color w:val="871094"/>
+          <w:kern w:val="0"/>
+          <w:sz w:val="21"/>
+          <w:szCs w:val="21"/>
+          <w:lang w:eastAsia="en-IN"/>
+          <w14:ligatures w14:val="none"/>
+        </w:rPr>
+        <w:t xml:space="preserve"> </w:t>
       </w:r>
       <w:r>
         <w:rPr>
@@ -3955,6 +4462,7 @@
         </w:rPr>
         <w:t xml:space="preserve">public class </w:t>
       </w:r>
+      <w:proofErr w:type="spellStart"/>
       <w:r>
         <w:rPr>
           <w:rFonts w:ascii="Source Code Pro" w:eastAsia="Times New Roman" w:hAnsi="Source Code Pro" w:cs="Times New Roman"/>
@@ -3965,7 +4473,20 @@
           <w:lang w:eastAsia="en-IN"/>
           <w14:ligatures w14:val="none"/>
         </w:rPr>
-        <w:t xml:space="preserve">ECEStudentBuilder </w:t>
+        <w:t>ECEStudentBuilder</w:t>
+      </w:r>
+      <w:proofErr w:type="spellEnd"/>
+      <w:r>
+        <w:rPr>
+          <w:rFonts w:ascii="Source Code Pro" w:eastAsia="Times New Roman" w:hAnsi="Source Code Pro" w:cs="Times New Roman"/>
+          <w:color w:val="000000"/>
+          <w:kern w:val="0"/>
+          <w:sz w:val="21"/>
+          <w:szCs w:val="21"/>
+          <w:lang w:eastAsia="en-IN"/>
+          <w14:ligatures w14:val="none"/>
+        </w:rPr>
+        <w:t xml:space="preserve"> </w:t>
       </w:r>
       <w:r>
         <w:rPr>
@@ -3979,6 +4500,7 @@
         </w:rPr>
         <w:t xml:space="preserve">extends </w:t>
       </w:r>
+      <w:proofErr w:type="spellStart"/>
       <w:r>
         <w:rPr>
           <w:rFonts w:ascii="Source Code Pro" w:eastAsia="Times New Roman" w:hAnsi="Source Code Pro" w:cs="Times New Roman"/>
@@ -3991,6 +4513,7 @@
         </w:rPr>
         <w:t>StudentBuilder</w:t>
       </w:r>
+      <w:proofErr w:type="spellEnd"/>
       <w:r>
         <w:rPr>
           <w:rFonts w:ascii="Source Code Pro" w:eastAsia="Times New Roman" w:hAnsi="Source Code Pro" w:cs="Times New Roman"/>
@@ -4028,6 +4551,7 @@
         </w:rPr>
         <w:t xml:space="preserve">protected </w:t>
       </w:r>
+      <w:proofErr w:type="spellStart"/>
       <w:r>
         <w:rPr>
           <w:rFonts w:ascii="Source Code Pro" w:eastAsia="Times New Roman" w:hAnsi="Source Code Pro" w:cs="Times New Roman"/>
@@ -4040,6 +4564,7 @@
         </w:rPr>
         <w:t>ECEStudentBuilder</w:t>
       </w:r>
+      <w:proofErr w:type="spellEnd"/>
       <w:r>
         <w:rPr>
           <w:rFonts w:ascii="Source Code Pro" w:eastAsia="Times New Roman" w:hAnsi="Source Code Pro" w:cs="Times New Roman"/>
@@ -4064,17 +4589,31 @@
         </w:rPr>
         <w:t xml:space="preserve">int </w:t>
       </w:r>
-      <w:r>
-        <w:rPr>
-          <w:rFonts w:ascii="Source Code Pro" w:eastAsia="Times New Roman" w:hAnsi="Source Code Pro" w:cs="Times New Roman"/>
-          <w:color w:val="080808"/>
-          <w:kern w:val="0"/>
-          <w:sz w:val="21"/>
-          <w:szCs w:val="21"/>
-          <w:lang w:eastAsia="en-IN"/>
-          <w14:ligatures w14:val="none"/>
-        </w:rPr>
-        <w:t xml:space="preserve">rollNumber, </w:t>
+      <w:proofErr w:type="spellStart"/>
+      <w:r>
+        <w:rPr>
+          <w:rFonts w:ascii="Source Code Pro" w:eastAsia="Times New Roman" w:hAnsi="Source Code Pro" w:cs="Times New Roman"/>
+          <w:color w:val="080808"/>
+          <w:kern w:val="0"/>
+          <w:sz w:val="21"/>
+          <w:szCs w:val="21"/>
+          <w:lang w:eastAsia="en-IN"/>
+          <w14:ligatures w14:val="none"/>
+        </w:rPr>
+        <w:t>rollNumber</w:t>
+      </w:r>
+      <w:proofErr w:type="spellEnd"/>
+      <w:r>
+        <w:rPr>
+          <w:rFonts w:ascii="Source Code Pro" w:eastAsia="Times New Roman" w:hAnsi="Source Code Pro" w:cs="Times New Roman"/>
+          <w:color w:val="080808"/>
+          <w:kern w:val="0"/>
+          <w:sz w:val="21"/>
+          <w:szCs w:val="21"/>
+          <w:lang w:eastAsia="en-IN"/>
+          <w14:ligatures w14:val="none"/>
+        </w:rPr>
+        <w:t xml:space="preserve">, </w:t>
       </w:r>
       <w:r>
         <w:rPr>
@@ -4147,7 +4686,33 @@
           <w:lang w:eastAsia="en-IN"/>
           <w14:ligatures w14:val="none"/>
         </w:rPr>
-        <w:t>(rollNumber, name);</w:t>
+        <w:t>(</w:t>
+      </w:r>
+      <w:proofErr w:type="spellStart"/>
+      <w:r>
+        <w:rPr>
+          <w:rFonts w:ascii="Source Code Pro" w:eastAsia="Times New Roman" w:hAnsi="Source Code Pro" w:cs="Times New Roman"/>
+          <w:color w:val="080808"/>
+          <w:kern w:val="0"/>
+          <w:sz w:val="21"/>
+          <w:szCs w:val="21"/>
+          <w:lang w:eastAsia="en-IN"/>
+          <w14:ligatures w14:val="none"/>
+        </w:rPr>
+        <w:t>rollNumber</w:t>
+      </w:r>
+      <w:proofErr w:type="spellEnd"/>
+      <w:r>
+        <w:rPr>
+          <w:rFonts w:ascii="Source Code Pro" w:eastAsia="Times New Roman" w:hAnsi="Source Code Pro" w:cs="Times New Roman"/>
+          <w:color w:val="080808"/>
+          <w:kern w:val="0"/>
+          <w:sz w:val="21"/>
+          <w:szCs w:val="21"/>
+          <w:lang w:eastAsia="en-IN"/>
+          <w14:ligatures w14:val="none"/>
+        </w:rPr>
+        <w:t>, name);</w:t>
       </w:r>
       <w:r>
         <w:rPr>
@@ -4162,6 +4727,7 @@
         <w:br/>
         <w:t xml:space="preserve">        </w:t>
       </w:r>
+      <w:proofErr w:type="spellStart"/>
       <w:r>
         <w:rPr>
           <w:rFonts w:ascii="Source Code Pro" w:eastAsia="Times New Roman" w:hAnsi="Source Code Pro" w:cs="Times New Roman"/>
@@ -4196,7 +4762,20 @@
           <w:lang w:eastAsia="en-IN"/>
           <w14:ligatures w14:val="none"/>
         </w:rPr>
-        <w:t xml:space="preserve">department </w:t>
+        <w:t>department</w:t>
+      </w:r>
+      <w:proofErr w:type="spellEnd"/>
+      <w:r>
+        <w:rPr>
+          <w:rFonts w:ascii="Source Code Pro" w:eastAsia="Times New Roman" w:hAnsi="Source Code Pro" w:cs="Times New Roman"/>
+          <w:color w:val="871094"/>
+          <w:kern w:val="0"/>
+          <w:sz w:val="21"/>
+          <w:szCs w:val="21"/>
+          <w:lang w:eastAsia="en-IN"/>
+          <w14:ligatures w14:val="none"/>
+        </w:rPr>
+        <w:t xml:space="preserve"> </w:t>
       </w:r>
       <w:r>
         <w:rPr>
@@ -4331,17 +4910,31 @@
         </w:rPr>
         <w:t xml:space="preserve">new </w:t>
       </w:r>
-      <w:r>
-        <w:rPr>
-          <w:rFonts w:ascii="Source Code Pro" w:eastAsia="Times New Roman" w:hAnsi="Source Code Pro" w:cs="Times New Roman"/>
-          <w:color w:val="080808"/>
-          <w:kern w:val="0"/>
-          <w:sz w:val="21"/>
-          <w:szCs w:val="21"/>
-          <w:lang w:eastAsia="en-IN"/>
-          <w14:ligatures w14:val="none"/>
-        </w:rPr>
-        <w:t>ArrayList&lt;&gt;();</w:t>
+      <w:proofErr w:type="spellStart"/>
+      <w:r>
+        <w:rPr>
+          <w:rFonts w:ascii="Source Code Pro" w:eastAsia="Times New Roman" w:hAnsi="Source Code Pro" w:cs="Times New Roman"/>
+          <w:color w:val="080808"/>
+          <w:kern w:val="0"/>
+          <w:sz w:val="21"/>
+          <w:szCs w:val="21"/>
+          <w:lang w:eastAsia="en-IN"/>
+          <w14:ligatures w14:val="none"/>
+        </w:rPr>
+        <w:t>ArrayList</w:t>
+      </w:r>
+      <w:proofErr w:type="spellEnd"/>
+      <w:r>
+        <w:rPr>
+          <w:rFonts w:ascii="Source Code Pro" w:eastAsia="Times New Roman" w:hAnsi="Source Code Pro" w:cs="Times New Roman"/>
+          <w:color w:val="080808"/>
+          <w:kern w:val="0"/>
+          <w:sz w:val="21"/>
+          <w:szCs w:val="21"/>
+          <w:lang w:eastAsia="en-IN"/>
+          <w14:ligatures w14:val="none"/>
+        </w:rPr>
+        <w:t>&lt;&gt;();</w:t>
       </w:r>
       <w:r>
         <w:rPr>
@@ -4356,6 +4949,7 @@
         <w:br/>
         <w:t xml:space="preserve">        </w:t>
       </w:r>
+      <w:proofErr w:type="spellStart"/>
       <w:r>
         <w:rPr>
           <w:rFonts w:ascii="Source Code Pro" w:eastAsia="Times New Roman" w:hAnsi="Source Code Pro" w:cs="Times New Roman"/>
@@ -4378,7 +4972,20 @@
           <w:lang w:eastAsia="en-IN"/>
           <w14:ligatures w14:val="none"/>
         </w:rPr>
-        <w:t>.add(</w:t>
+        <w:t>.add</w:t>
+      </w:r>
+      <w:proofErr w:type="spellEnd"/>
+      <w:r>
+        <w:rPr>
+          <w:rFonts w:ascii="Source Code Pro" w:eastAsia="Times New Roman" w:hAnsi="Source Code Pro" w:cs="Times New Roman"/>
+          <w:color w:val="080808"/>
+          <w:kern w:val="0"/>
+          <w:sz w:val="21"/>
+          <w:szCs w:val="21"/>
+          <w:lang w:eastAsia="en-IN"/>
+          <w14:ligatures w14:val="none"/>
+        </w:rPr>
+        <w:t>(</w:t>
       </w:r>
       <w:r>
         <w:rPr>
@@ -4417,6 +5024,7 @@
         <w:br/>
         <w:t xml:space="preserve">        </w:t>
       </w:r>
+      <w:proofErr w:type="spellStart"/>
       <w:r>
         <w:rPr>
           <w:rFonts w:ascii="Source Code Pro" w:eastAsia="Times New Roman" w:hAnsi="Source Code Pro" w:cs="Times New Roman"/>
@@ -4439,7 +5047,20 @@
           <w:lang w:eastAsia="en-IN"/>
           <w14:ligatures w14:val="none"/>
         </w:rPr>
-        <w:t>.add(</w:t>
+        <w:t>.add</w:t>
+      </w:r>
+      <w:proofErr w:type="spellEnd"/>
+      <w:r>
+        <w:rPr>
+          <w:rFonts w:ascii="Source Code Pro" w:eastAsia="Times New Roman" w:hAnsi="Source Code Pro" w:cs="Times New Roman"/>
+          <w:color w:val="080808"/>
+          <w:kern w:val="0"/>
+          <w:sz w:val="21"/>
+          <w:szCs w:val="21"/>
+          <w:lang w:eastAsia="en-IN"/>
+          <w14:ligatures w14:val="none"/>
+        </w:rPr>
+        <w:t>(</w:t>
       </w:r>
       <w:r>
         <w:rPr>
@@ -4478,6 +5099,7 @@
         <w:br/>
         <w:t xml:space="preserve">        </w:t>
       </w:r>
+      <w:proofErr w:type="spellStart"/>
       <w:r>
         <w:rPr>
           <w:rFonts w:ascii="Source Code Pro" w:eastAsia="Times New Roman" w:hAnsi="Source Code Pro" w:cs="Times New Roman"/>
@@ -4500,7 +5122,20 @@
           <w:lang w:eastAsia="en-IN"/>
           <w14:ligatures w14:val="none"/>
         </w:rPr>
-        <w:t>.add(</w:t>
+        <w:t>.add</w:t>
+      </w:r>
+      <w:proofErr w:type="spellEnd"/>
+      <w:r>
+        <w:rPr>
+          <w:rFonts w:ascii="Source Code Pro" w:eastAsia="Times New Roman" w:hAnsi="Source Code Pro" w:cs="Times New Roman"/>
+          <w:color w:val="080808"/>
+          <w:kern w:val="0"/>
+          <w:sz w:val="21"/>
+          <w:szCs w:val="21"/>
+          <w:lang w:eastAsia="en-IN"/>
+          <w14:ligatures w14:val="none"/>
+        </w:rPr>
+        <w:t>(</w:t>
       </w:r>
       <w:r>
         <w:rPr>
@@ -4539,6 +5174,7 @@
         <w:br/>
         <w:t xml:space="preserve">        </w:t>
       </w:r>
+      <w:proofErr w:type="spellStart"/>
       <w:r>
         <w:rPr>
           <w:rFonts w:ascii="Source Code Pro" w:eastAsia="Times New Roman" w:hAnsi="Source Code Pro" w:cs="Times New Roman"/>
@@ -4573,7 +5209,20 @@
           <w:lang w:eastAsia="en-IN"/>
           <w14:ligatures w14:val="none"/>
         </w:rPr>
-        <w:t xml:space="preserve">subjects </w:t>
+        <w:t>subjects</w:t>
+      </w:r>
+      <w:proofErr w:type="spellEnd"/>
+      <w:r>
+        <w:rPr>
+          <w:rFonts w:ascii="Source Code Pro" w:eastAsia="Times New Roman" w:hAnsi="Source Code Pro" w:cs="Times New Roman"/>
+          <w:color w:val="871094"/>
+          <w:kern w:val="0"/>
+          <w:sz w:val="21"/>
+          <w:szCs w:val="21"/>
+          <w:lang w:eastAsia="en-IN"/>
+          <w14:ligatures w14:val="none"/>
+        </w:rPr>
+        <w:t xml:space="preserve"> </w:t>
       </w:r>
       <w:r>
         <w:rPr>
@@ -4698,6 +5347,7 @@
         </w:rPr>
         <w:t xml:space="preserve">public </w:t>
       </w:r>
+      <w:proofErr w:type="spellStart"/>
       <w:r>
         <w:rPr>
           <w:rFonts w:ascii="Source Code Pro" w:eastAsia="Times New Roman" w:hAnsi="Source Code Pro" w:cs="Times New Roman"/>
@@ -4708,8 +5358,22 @@
           <w:lang w:eastAsia="en-IN"/>
           <w14:ligatures w14:val="none"/>
         </w:rPr>
-        <w:t xml:space="preserve">StudentBuilder </w:t>
-      </w:r>
+        <w:t>StudentBuilder</w:t>
+      </w:r>
+      <w:proofErr w:type="spellEnd"/>
+      <w:r>
+        <w:rPr>
+          <w:rFonts w:ascii="Source Code Pro" w:eastAsia="Times New Roman" w:hAnsi="Source Code Pro" w:cs="Times New Roman"/>
+          <w:color w:val="000000"/>
+          <w:kern w:val="0"/>
+          <w:sz w:val="21"/>
+          <w:szCs w:val="21"/>
+          <w:lang w:eastAsia="en-IN"/>
+          <w14:ligatures w14:val="none"/>
+        </w:rPr>
+        <w:t xml:space="preserve"> </w:t>
+      </w:r>
+      <w:proofErr w:type="spellStart"/>
       <w:r>
         <w:rPr>
           <w:rFonts w:ascii="Source Code Pro" w:eastAsia="Times New Roman" w:hAnsi="Source Code Pro" w:cs="Times New Roman"/>
@@ -4722,6 +5386,7 @@
         </w:rPr>
         <w:t>setPassport</w:t>
       </w:r>
+      <w:proofErr w:type="spellEnd"/>
       <w:r>
         <w:rPr>
           <w:rFonts w:ascii="Source Code Pro" w:eastAsia="Times New Roman" w:hAnsi="Source Code Pro" w:cs="Times New Roman"/>
@@ -4771,6 +5436,7 @@
         <w:br/>
         <w:t xml:space="preserve">        </w:t>
       </w:r>
+      <w:proofErr w:type="spellStart"/>
       <w:r>
         <w:rPr>
           <w:rFonts w:ascii="Source Code Pro" w:eastAsia="Times New Roman" w:hAnsi="Source Code Pro" w:cs="Times New Roman"/>
@@ -4805,7 +5471,20 @@
           <w:lang w:eastAsia="en-IN"/>
           <w14:ligatures w14:val="none"/>
         </w:rPr>
-        <w:t xml:space="preserve">passport </w:t>
+        <w:t>passport</w:t>
+      </w:r>
+      <w:proofErr w:type="spellEnd"/>
+      <w:r>
+        <w:rPr>
+          <w:rFonts w:ascii="Source Code Pro" w:eastAsia="Times New Roman" w:hAnsi="Source Code Pro" w:cs="Times New Roman"/>
+          <w:color w:val="871094"/>
+          <w:kern w:val="0"/>
+          <w:sz w:val="21"/>
+          <w:szCs w:val="21"/>
+          <w:lang w:eastAsia="en-IN"/>
+          <w14:ligatures w14:val="none"/>
+        </w:rPr>
+        <w:t xml:space="preserve"> </w:t>
       </w:r>
       <w:r>
         <w:rPr>
@@ -5088,6 +5767,7 @@
         </w:rPr>
         <w:t xml:space="preserve">public class </w:t>
       </w:r>
+      <w:proofErr w:type="spellStart"/>
       <w:r>
         <w:rPr>
           <w:rFonts w:ascii="Source Code Pro" w:eastAsia="Times New Roman" w:hAnsi="Source Code Pro" w:cs="Times New Roman"/>
@@ -5098,7 +5778,20 @@
           <w:lang w:eastAsia="en-IN"/>
           <w14:ligatures w14:val="none"/>
         </w:rPr>
-        <w:t xml:space="preserve">BuilderDesignPattern </w:t>
+        <w:t>BuilderDesignPattern</w:t>
+      </w:r>
+      <w:proofErr w:type="spellEnd"/>
+      <w:r>
+        <w:rPr>
+          <w:rFonts w:ascii="Source Code Pro" w:eastAsia="Times New Roman" w:hAnsi="Source Code Pro" w:cs="Times New Roman"/>
+          <w:color w:val="000000"/>
+          <w:kern w:val="0"/>
+          <w:sz w:val="21"/>
+          <w:szCs w:val="21"/>
+          <w:lang w:eastAsia="en-IN"/>
+          <w14:ligatures w14:val="none"/>
+        </w:rPr>
+        <w:t xml:space="preserve"> </w:t>
       </w:r>
       <w:r>
         <w:rPr>
@@ -5195,7 +5888,33 @@
           <w:lang w:eastAsia="en-IN"/>
           <w14:ligatures w14:val="none"/>
         </w:rPr>
-        <w:t>[] args) {</w:t>
+        <w:t xml:space="preserve">[] </w:t>
+      </w:r>
+      <w:proofErr w:type="spellStart"/>
+      <w:r>
+        <w:rPr>
+          <w:rFonts w:ascii="Source Code Pro" w:eastAsia="Times New Roman" w:hAnsi="Source Code Pro" w:cs="Times New Roman"/>
+          <w:color w:val="080808"/>
+          <w:kern w:val="0"/>
+          <w:sz w:val="21"/>
+          <w:szCs w:val="21"/>
+          <w:lang w:eastAsia="en-IN"/>
+          <w14:ligatures w14:val="none"/>
+        </w:rPr>
+        <w:t>args</w:t>
+      </w:r>
+      <w:proofErr w:type="spellEnd"/>
+      <w:r>
+        <w:rPr>
+          <w:rFonts w:ascii="Source Code Pro" w:eastAsia="Times New Roman" w:hAnsi="Source Code Pro" w:cs="Times New Roman"/>
+          <w:color w:val="080808"/>
+          <w:kern w:val="0"/>
+          <w:sz w:val="21"/>
+          <w:szCs w:val="21"/>
+          <w:lang w:eastAsia="en-IN"/>
+          <w14:ligatures w14:val="none"/>
+        </w:rPr>
+        <w:t>) {</w:t>
       </w:r>
       <w:r>
         <w:rPr>
@@ -5220,7 +5939,33 @@
           <w:lang w:eastAsia="en-IN"/>
           <w14:ligatures w14:val="none"/>
         </w:rPr>
-        <w:t xml:space="preserve">Student cseStudent  </w:t>
+        <w:t xml:space="preserve">Student </w:t>
+      </w:r>
+      <w:proofErr w:type="spellStart"/>
+      <w:r>
+        <w:rPr>
+          <w:rFonts w:ascii="Source Code Pro" w:eastAsia="Times New Roman" w:hAnsi="Source Code Pro" w:cs="Times New Roman"/>
+          <w:color w:val="000000"/>
+          <w:kern w:val="0"/>
+          <w:sz w:val="21"/>
+          <w:szCs w:val="21"/>
+          <w:lang w:eastAsia="en-IN"/>
+          <w14:ligatures w14:val="none"/>
+        </w:rPr>
+        <w:t>cseStudent</w:t>
+      </w:r>
+      <w:proofErr w:type="spellEnd"/>
+      <w:r>
+        <w:rPr>
+          <w:rFonts w:ascii="Source Code Pro" w:eastAsia="Times New Roman" w:hAnsi="Source Code Pro" w:cs="Times New Roman"/>
+          <w:color w:val="000000"/>
+          <w:kern w:val="0"/>
+          <w:sz w:val="21"/>
+          <w:szCs w:val="21"/>
+          <w:lang w:eastAsia="en-IN"/>
+          <w14:ligatures w14:val="none"/>
+        </w:rPr>
+        <w:t xml:space="preserve">  </w:t>
       </w:r>
       <w:r>
         <w:rPr>
@@ -5259,17 +6004,31 @@
         </w:rPr>
         <w:t xml:space="preserve">new </w:t>
       </w:r>
-      <w:r>
-        <w:rPr>
-          <w:rFonts w:ascii="Source Code Pro" w:eastAsia="Times New Roman" w:hAnsi="Source Code Pro" w:cs="Times New Roman"/>
-          <w:color w:val="080808"/>
-          <w:kern w:val="0"/>
-          <w:sz w:val="21"/>
-          <w:szCs w:val="21"/>
-          <w:lang w:eastAsia="en-IN"/>
-          <w14:ligatures w14:val="none"/>
-        </w:rPr>
-        <w:t>CSEStudentBuilder(</w:t>
+      <w:proofErr w:type="spellStart"/>
+      <w:r>
+        <w:rPr>
+          <w:rFonts w:ascii="Source Code Pro" w:eastAsia="Times New Roman" w:hAnsi="Source Code Pro" w:cs="Times New Roman"/>
+          <w:color w:val="080808"/>
+          <w:kern w:val="0"/>
+          <w:sz w:val="21"/>
+          <w:szCs w:val="21"/>
+          <w:lang w:eastAsia="en-IN"/>
+          <w14:ligatures w14:val="none"/>
+        </w:rPr>
+        <w:t>CSEStudentBuilder</w:t>
+      </w:r>
+      <w:proofErr w:type="spellEnd"/>
+      <w:r>
+        <w:rPr>
+          <w:rFonts w:ascii="Source Code Pro" w:eastAsia="Times New Roman" w:hAnsi="Source Code Pro" w:cs="Times New Roman"/>
+          <w:color w:val="080808"/>
+          <w:kern w:val="0"/>
+          <w:sz w:val="21"/>
+          <w:szCs w:val="21"/>
+          <w:lang w:eastAsia="en-IN"/>
+          <w14:ligatures w14:val="none"/>
+        </w:rPr>
+        <w:t>(</w:t>
       </w:r>
       <w:r>
         <w:rPr>
@@ -5305,20 +6064,9 @@
           <w:lang w:eastAsia="en-IN"/>
           <w14:ligatures w14:val="none"/>
         </w:rPr>
-        <w:t xml:space="preserve">"Seshrao" </w:t>
-      </w:r>
-      <w:r>
-        <w:rPr>
-          <w:rFonts w:ascii="Source Code Pro" w:eastAsia="Times New Roman" w:hAnsi="Source Code Pro" w:cs="Times New Roman"/>
-          <w:color w:val="080808"/>
-          <w:kern w:val="0"/>
-          <w:sz w:val="21"/>
-          <w:szCs w:val="21"/>
-          <w:lang w:eastAsia="en-IN"/>
-          <w14:ligatures w14:val="none"/>
-        </w:rPr>
-        <w:t>).setPassport(</w:t>
-      </w:r>
+        <w:t>"</w:t>
+      </w:r>
+      <w:proofErr w:type="spellStart"/>
       <w:r>
         <w:rPr>
           <w:rFonts w:ascii="Source Code Pro" w:eastAsia="Times New Roman" w:hAnsi="Source Code Pro" w:cs="Times New Roman"/>
@@ -5329,6 +6077,69 @@
           <w:lang w:eastAsia="en-IN"/>
           <w14:ligatures w14:val="none"/>
         </w:rPr>
+        <w:t>Seshrao</w:t>
+      </w:r>
+      <w:proofErr w:type="spellEnd"/>
+      <w:r>
+        <w:rPr>
+          <w:rFonts w:ascii="Source Code Pro" w:eastAsia="Times New Roman" w:hAnsi="Source Code Pro" w:cs="Times New Roman"/>
+          <w:color w:val="067D17"/>
+          <w:kern w:val="0"/>
+          <w:sz w:val="21"/>
+          <w:szCs w:val="21"/>
+          <w:lang w:eastAsia="en-IN"/>
+          <w14:ligatures w14:val="none"/>
+        </w:rPr>
+        <w:t xml:space="preserve">" </w:t>
+      </w:r>
+      <w:r>
+        <w:rPr>
+          <w:rFonts w:ascii="Source Code Pro" w:eastAsia="Times New Roman" w:hAnsi="Source Code Pro" w:cs="Times New Roman"/>
+          <w:color w:val="080808"/>
+          <w:kern w:val="0"/>
+          <w:sz w:val="21"/>
+          <w:szCs w:val="21"/>
+          <w:lang w:eastAsia="en-IN"/>
+          <w14:ligatures w14:val="none"/>
+        </w:rPr>
+        <w:t>).</w:t>
+      </w:r>
+      <w:proofErr w:type="spellStart"/>
+      <w:r>
+        <w:rPr>
+          <w:rFonts w:ascii="Source Code Pro" w:eastAsia="Times New Roman" w:hAnsi="Source Code Pro" w:cs="Times New Roman"/>
+          <w:color w:val="080808"/>
+          <w:kern w:val="0"/>
+          <w:sz w:val="21"/>
+          <w:szCs w:val="21"/>
+          <w:lang w:eastAsia="en-IN"/>
+          <w14:ligatures w14:val="none"/>
+        </w:rPr>
+        <w:t>setPassport</w:t>
+      </w:r>
+      <w:proofErr w:type="spellEnd"/>
+      <w:r>
+        <w:rPr>
+          <w:rFonts w:ascii="Source Code Pro" w:eastAsia="Times New Roman" w:hAnsi="Source Code Pro" w:cs="Times New Roman"/>
+          <w:color w:val="080808"/>
+          <w:kern w:val="0"/>
+          <w:sz w:val="21"/>
+          <w:szCs w:val="21"/>
+          <w:lang w:eastAsia="en-IN"/>
+          <w14:ligatures w14:val="none"/>
+        </w:rPr>
+        <w:t>(</w:t>
+      </w:r>
+      <w:r>
+        <w:rPr>
+          <w:rFonts w:ascii="Source Code Pro" w:eastAsia="Times New Roman" w:hAnsi="Source Code Pro" w:cs="Times New Roman"/>
+          <w:color w:val="067D17"/>
+          <w:kern w:val="0"/>
+          <w:sz w:val="21"/>
+          <w:szCs w:val="21"/>
+          <w:lang w:eastAsia="en-IN"/>
+          <w14:ligatures w14:val="none"/>
+        </w:rPr>
         <w:t>"KLWW112"</w:t>
       </w:r>
       <w:r>
@@ -5366,7 +6177,33 @@
           <w:lang w:eastAsia="en-IN"/>
           <w14:ligatures w14:val="none"/>
         </w:rPr>
-        <w:t xml:space="preserve">Student eceStudent </w:t>
+        <w:t xml:space="preserve">Student </w:t>
+      </w:r>
+      <w:proofErr w:type="spellStart"/>
+      <w:r>
+        <w:rPr>
+          <w:rFonts w:ascii="Source Code Pro" w:eastAsia="Times New Roman" w:hAnsi="Source Code Pro" w:cs="Times New Roman"/>
+          <w:color w:val="000000"/>
+          <w:kern w:val="0"/>
+          <w:sz w:val="21"/>
+          <w:szCs w:val="21"/>
+          <w:lang w:eastAsia="en-IN"/>
+          <w14:ligatures w14:val="none"/>
+        </w:rPr>
+        <w:t>eceStudent</w:t>
+      </w:r>
+      <w:proofErr w:type="spellEnd"/>
+      <w:r>
+        <w:rPr>
+          <w:rFonts w:ascii="Source Code Pro" w:eastAsia="Times New Roman" w:hAnsi="Source Code Pro" w:cs="Times New Roman"/>
+          <w:color w:val="000000"/>
+          <w:kern w:val="0"/>
+          <w:sz w:val="21"/>
+          <w:szCs w:val="21"/>
+          <w:lang w:eastAsia="en-IN"/>
+          <w14:ligatures w14:val="none"/>
+        </w:rPr>
+        <w:t xml:space="preserve"> </w:t>
       </w:r>
       <w:r>
         <w:rPr>
@@ -5405,17 +6242,31 @@
         </w:rPr>
         <w:t xml:space="preserve">new </w:t>
       </w:r>
-      <w:r>
-        <w:rPr>
-          <w:rFonts w:ascii="Source Code Pro" w:eastAsia="Times New Roman" w:hAnsi="Source Code Pro" w:cs="Times New Roman"/>
-          <w:color w:val="080808"/>
-          <w:kern w:val="0"/>
-          <w:sz w:val="21"/>
-          <w:szCs w:val="21"/>
-          <w:lang w:eastAsia="en-IN"/>
-          <w14:ligatures w14:val="none"/>
-        </w:rPr>
-        <w:t xml:space="preserve">ECEStudentBuilder( </w:t>
+      <w:proofErr w:type="spellStart"/>
+      <w:r>
+        <w:rPr>
+          <w:rFonts w:ascii="Source Code Pro" w:eastAsia="Times New Roman" w:hAnsi="Source Code Pro" w:cs="Times New Roman"/>
+          <w:color w:val="080808"/>
+          <w:kern w:val="0"/>
+          <w:sz w:val="21"/>
+          <w:szCs w:val="21"/>
+          <w:lang w:eastAsia="en-IN"/>
+          <w14:ligatures w14:val="none"/>
+        </w:rPr>
+        <w:t>ECEStudentBuilder</w:t>
+      </w:r>
+      <w:proofErr w:type="spellEnd"/>
+      <w:r>
+        <w:rPr>
+          <w:rFonts w:ascii="Source Code Pro" w:eastAsia="Times New Roman" w:hAnsi="Source Code Pro" w:cs="Times New Roman"/>
+          <w:color w:val="080808"/>
+          <w:kern w:val="0"/>
+          <w:sz w:val="21"/>
+          <w:szCs w:val="21"/>
+          <w:lang w:eastAsia="en-IN"/>
+          <w14:ligatures w14:val="none"/>
+        </w:rPr>
+        <w:t xml:space="preserve">( </w:t>
       </w:r>
       <w:r>
         <w:rPr>
@@ -5490,6 +6341,7 @@
         <w:br/>
         <w:t xml:space="preserve">        </w:t>
       </w:r>
+      <w:proofErr w:type="spellStart"/>
       <w:r>
         <w:rPr>
           <w:rFonts w:ascii="Source Code Pro" w:eastAsia="Times New Roman" w:hAnsi="Source Code Pro" w:cs="Times New Roman"/>
@@ -5538,8 +6390,22 @@
           <w:lang w:eastAsia="en-IN"/>
           <w14:ligatures w14:val="none"/>
         </w:rPr>
-        <w:t>.println(</w:t>
-      </w:r>
+        <w:t>.println</w:t>
+      </w:r>
+      <w:proofErr w:type="spellEnd"/>
+      <w:r>
+        <w:rPr>
+          <w:rFonts w:ascii="Source Code Pro" w:eastAsia="Times New Roman" w:hAnsi="Source Code Pro" w:cs="Times New Roman"/>
+          <w:color w:val="080808"/>
+          <w:kern w:val="0"/>
+          <w:sz w:val="21"/>
+          <w:szCs w:val="21"/>
+          <w:lang w:eastAsia="en-IN"/>
+          <w14:ligatures w14:val="none"/>
+        </w:rPr>
+        <w:t>(</w:t>
+      </w:r>
+      <w:proofErr w:type="spellStart"/>
       <w:r>
         <w:rPr>
           <w:rFonts w:ascii="Source Code Pro" w:eastAsia="Times New Roman" w:hAnsi="Source Code Pro" w:cs="Times New Roman"/>
@@ -5552,6 +6418,7 @@
         </w:rPr>
         <w:t>cseStudent</w:t>
       </w:r>
+      <w:proofErr w:type="spellEnd"/>
       <w:r>
         <w:rPr>
           <w:rFonts w:ascii="Source Code Pro" w:eastAsia="Times New Roman" w:hAnsi="Source Code Pro" w:cs="Times New Roman"/>
@@ -5589,6 +6456,7 @@
         <w:br/>
         <w:t xml:space="preserve">        </w:t>
       </w:r>
+      <w:proofErr w:type="spellStart"/>
       <w:r>
         <w:rPr>
           <w:rFonts w:ascii="Source Code Pro" w:eastAsia="Times New Roman" w:hAnsi="Source Code Pro" w:cs="Times New Roman"/>
@@ -5637,8 +6505,22 @@
           <w:lang w:eastAsia="en-IN"/>
           <w14:ligatures w14:val="none"/>
         </w:rPr>
-        <w:t>.println(</w:t>
-      </w:r>
+        <w:t>.println</w:t>
+      </w:r>
+      <w:proofErr w:type="spellEnd"/>
+      <w:r>
+        <w:rPr>
+          <w:rFonts w:ascii="Source Code Pro" w:eastAsia="Times New Roman" w:hAnsi="Source Code Pro" w:cs="Times New Roman"/>
+          <w:color w:val="080808"/>
+          <w:kern w:val="0"/>
+          <w:sz w:val="21"/>
+          <w:szCs w:val="21"/>
+          <w:lang w:eastAsia="en-IN"/>
+          <w14:ligatures w14:val="none"/>
+        </w:rPr>
+        <w:t>(</w:t>
+      </w:r>
+      <w:proofErr w:type="spellStart"/>
       <w:r>
         <w:rPr>
           <w:rFonts w:ascii="Source Code Pro" w:eastAsia="Times New Roman" w:hAnsi="Source Code Pro" w:cs="Times New Roman"/>
@@ -5651,6 +6533,7 @@
         </w:rPr>
         <w:t>eceStudent</w:t>
       </w:r>
+      <w:proofErr w:type="spellEnd"/>
       <w:r>
         <w:rPr>
           <w:rFonts w:ascii="Source Code Pro" w:eastAsia="Times New Roman" w:hAnsi="Source Code Pro" w:cs="Times New Roman"/>
@@ -5730,12 +6613,36 @@
     </w:p>
     <w:p>
       <w:r>
-        <w:t>Student{rollNumber=120, name='Seshrao', department='CSE', subjects=[DSA, Java, Python], passport='KLWW112'}</w:t>
+        <w:t>Student{</w:t>
+      </w:r>
+      <w:proofErr w:type="spellStart"/>
+      <w:r>
+        <w:t>rollNumber</w:t>
+      </w:r>
+      <w:proofErr w:type="spellEnd"/>
+      <w:r>
+        <w:t>=120, name='</w:t>
+      </w:r>
+      <w:proofErr w:type="spellStart"/>
+      <w:r>
+        <w:t>Seshrao</w:t>
+      </w:r>
+      <w:proofErr w:type="spellEnd"/>
+      <w:r>
+        <w:t>', department='CSE', subjects=[DSA, Java, Python], passport='KLWW112'}</w:t>
       </w:r>
     </w:p>
     <w:p>
       <w:r>
-        <w:t>Student{rollNumber=121, name='Pankaj', department='ECE', subjects=[Embedded, Java, DLD], passport='null'}</w:t>
+        <w:t>Student{</w:t>
+      </w:r>
+      <w:proofErr w:type="spellStart"/>
+      <w:r>
+        <w:t>rollNumber</w:t>
+      </w:r>
+      <w:proofErr w:type="spellEnd"/>
+      <w:r>
+        <w:t>=121, name='Pankaj', department='ECE', subjects=[Embedded, Java, DLD], passport='null'}</w:t>
       </w:r>
     </w:p>
     <w:p/>
@@ -5760,7 +6667,7 @@
 </file>
 
 <file path=word/numbering.xml><?xml version="1.0" encoding="utf-8"?>
-<w:numbering xmlns:wpc="http://schemas.microsoft.com/office/word/2010/wordprocessingCanvas" xmlns:cx="http://schemas.microsoft.com/office/drawing/2014/chartex" xmlns:cx1="http://schemas.microsoft.com/office/drawing/2015/9/8/chartex" xmlns:cx2="http://schemas.microsoft.com/office/drawing/2015/10/21/chartex" xmlns:cx3="http://schemas.microsoft.com/office/drawing/2016/5/9/chartex" xmlns:cx4="http://schemas.microsoft.com/office/drawing/2016/5/10/chartex" xmlns:cx5="http://schemas.microsoft.com/office/drawing/2016/5/11/chartex" xmlns:cx6="http://schemas.microsoft.com/office/drawing/2016/5/12/chartex" xmlns:cx7="http://schemas.microsoft.com/office/drawing/2016/5/13/chartex" xmlns:cx8="http://schemas.microsoft.com/office/drawing/2016/5/14/chartex" xmlns:mc="http://schemas.openxmlformats.org/markup-compatibility/2006" xmlns:aink="http://schemas.microsoft.com/office/drawing/2016/ink" xmlns:am3d="http://schemas.microsoft.com/office/drawing/2017/model3d" xmlns:o="urn:schemas-microsoft-com:office:office" xmlns:oel="http://schemas.microsoft.com/office/2019/extlst" xmlns:r="http://schemas.openxmlformats.org/officeDocument/2006/relationships" xmlns:m="http://schemas.openxmlformats.org/officeDocument/2006/math" xmlns:v="urn:schemas-microsoft-com:vml" xmlns:wp14="http://schemas.microsoft.com/office/word/2010/wordprocessingDrawing" xmlns:wp="http://schemas.openxmlformats.org/drawingml/2006/wordprocessingDrawing" xmlns:w10="urn:schemas-microsoft-com:office:word" xmlns:w="http://schemas.openxmlformats.org/wordprocessingml/2006/main" xmlns:w14="http://schemas.microsoft.com/office/word/2010/wordml" xmlns:w15="http://schemas.microsoft.com/office/word/2012/wordml" xmlns:w16cex="http://schemas.microsoft.com/office/word/2018/wordml/cex" xmlns:w16cid="http://schemas.microsoft.com/office/word/2016/wordml/cid" xmlns:w16="http://schemas.microsoft.com/office/word/2018/wordml" xmlns:w16sdtdh="http://schemas.microsoft.com/office/word/2020/wordml/sdtdatahash" xmlns:w16se="http://schemas.microsoft.com/office/word/2015/wordml/symex" xmlns:wpg="http://schemas.microsoft.com/office/word/2010/wordprocessingGroup" xmlns:wpi="http://schemas.microsoft.com/office/word/2010/wordprocessingInk" xmlns:wne="http://schemas.microsoft.com/office/word/2006/wordml" xmlns:wps="http://schemas.microsoft.com/office/word/2010/wordprocessingShape" mc:Ignorable="w14 w15 w16se w16cid w16 w16cex w16sdtdh wp14">
+<w:numbering xmlns:wpc="http://schemas.microsoft.com/office/word/2010/wordprocessingCanvas" xmlns:cx="http://schemas.microsoft.com/office/drawing/2014/chartex" xmlns:cx1="http://schemas.microsoft.com/office/drawing/2015/9/8/chartex" xmlns:cx2="http://schemas.microsoft.com/office/drawing/2015/10/21/chartex" xmlns:cx3="http://schemas.microsoft.com/office/drawing/2016/5/9/chartex" xmlns:cx4="http://schemas.microsoft.com/office/drawing/2016/5/10/chartex" xmlns:cx5="http://schemas.microsoft.com/office/drawing/2016/5/11/chartex" xmlns:cx6="http://schemas.microsoft.com/office/drawing/2016/5/12/chartex" xmlns:cx7="http://schemas.microsoft.com/office/drawing/2016/5/13/chartex" xmlns:cx8="http://schemas.microsoft.com/office/drawing/2016/5/14/chartex" xmlns:mc="http://schemas.openxmlformats.org/markup-compatibility/2006" xmlns:aink="http://schemas.microsoft.com/office/drawing/2016/ink" xmlns:am3d="http://schemas.microsoft.com/office/drawing/2017/model3d" xmlns:o="urn:schemas-microsoft-com:office:office" xmlns:oel="http://schemas.microsoft.com/office/2019/extlst" xmlns:r="http://schemas.openxmlformats.org/officeDocument/2006/relationships" xmlns:m="http://schemas.openxmlformats.org/officeDocument/2006/math" xmlns:v="urn:schemas-microsoft-com:vml" xmlns:wp14="http://schemas.microsoft.com/office/word/2010/wordprocessingDrawing" xmlns:wp="http://schemas.openxmlformats.org/drawingml/2006/wordprocessingDrawing" xmlns:w10="urn:schemas-microsoft-com:office:word" xmlns:w="http://schemas.openxmlformats.org/wordprocessingml/2006/main" xmlns:w14="http://schemas.microsoft.com/office/word/2010/wordml" xmlns:w15="http://schemas.microsoft.com/office/word/2012/wordml" xmlns:w16cex="http://schemas.microsoft.com/office/word/2018/wordml/cex" xmlns:w16cid="http://schemas.microsoft.com/office/word/2016/wordml/cid" xmlns:w16="http://schemas.microsoft.com/office/word/2018/wordml" xmlns:w16du="http://schemas.microsoft.com/office/word/2023/wordml/word16du" xmlns:w16sdtdh="http://schemas.microsoft.com/office/word/2020/wordml/sdtdatahash" xmlns:w16sdtfl="http://schemas.microsoft.com/office/word/2024/wordml/sdtformatlock" xmlns:w16se="http://schemas.microsoft.com/office/word/2015/wordml/symex" xmlns:wpg="http://schemas.microsoft.com/office/word/2010/wordprocessingGroup" xmlns:wpi="http://schemas.microsoft.com/office/word/2010/wordprocessingInk" xmlns:wne="http://schemas.microsoft.com/office/word/2006/wordml" xmlns:wps="http://schemas.microsoft.com/office/word/2010/wordprocessingShape" mc:Ignorable="w14 w15 w16se w16cid w16 w16cex w16sdtdh w16sdtfl w16du wp14">
   <w:abstractNum w:abstractNumId="0" w15:restartNumberingAfterBreak="0">
     <w:nsid w:val="34A26343"/>
     <w:multiLevelType w:val="multilevel"/>
@@ -5881,7 +6788,7 @@
 </file>
 
 <file path=word/styles.xml><?xml version="1.0" encoding="utf-8"?>
-<w:styles xmlns:mc="http://schemas.openxmlformats.org/markup-compatibility/2006" xmlns:r="http://schemas.openxmlformats.org/officeDocument/2006/relationships" xmlns:w="http://schemas.openxmlformats.org/wordprocessingml/2006/main" xmlns:w14="http://schemas.microsoft.com/office/word/2010/wordml" xmlns:w15="http://schemas.microsoft.com/office/word/2012/wordml" xmlns:w16cex="http://schemas.microsoft.com/office/word/2018/wordml/cex" xmlns:w16cid="http://schemas.microsoft.com/office/word/2016/wordml/cid" xmlns:w16="http://schemas.microsoft.com/office/word/2018/wordml" xmlns:w16sdtdh="http://schemas.microsoft.com/office/word/2020/wordml/sdtdatahash" xmlns:w16se="http://schemas.microsoft.com/office/word/2015/wordml/symex" mc:Ignorable="w14 w15 w16se w16cid w16 w16cex w16sdtdh">
+<w:styles xmlns:mc="http://schemas.openxmlformats.org/markup-compatibility/2006" xmlns:r="http://schemas.openxmlformats.org/officeDocument/2006/relationships" xmlns:w="http://schemas.openxmlformats.org/wordprocessingml/2006/main" xmlns:w14="http://schemas.microsoft.com/office/word/2010/wordml" xmlns:w15="http://schemas.microsoft.com/office/word/2012/wordml" xmlns:w16cex="http://schemas.microsoft.com/office/word/2018/wordml/cex" xmlns:w16cid="http://schemas.microsoft.com/office/word/2016/wordml/cid" xmlns:w16="http://schemas.microsoft.com/office/word/2018/wordml" xmlns:w16du="http://schemas.microsoft.com/office/word/2023/wordml/word16du" xmlns:w16sdtdh="http://schemas.microsoft.com/office/word/2020/wordml/sdtdatahash" xmlns:w16sdtfl="http://schemas.microsoft.com/office/word/2024/wordml/sdtformatlock" xmlns:w16se="http://schemas.microsoft.com/office/word/2015/wordml/symex" mc:Ignorable="w14 w15 w16se w16cid w16 w16cex w16sdtdh w16sdtfl w16du">
   <w:docDefaults>
     <w:rPrDefault>
       <w:rPr>
@@ -6604,4 +7511,10 @@
     </a:ext>
   </a:extLst>
 </a:theme>
+</file>
+
+<file path=docMetadata/LabelInfo.xml><?xml version="1.0" encoding="utf-8"?>
+<clbl:labelList xmlns:clbl="http://schemas.microsoft.com/office/2020/mipLabelMetadata">
+  <clbl:label id="{6f6b1f18-f556-4b39-a158-6b6d47ff40df}" enabled="1" method="Standard" siteId="{f5d3bd9c-a8c2-4efc-9493-ddf2d4b42f17}" contentBits="0" removed="0"/>
+</clbl:labelList>
 </file>